--- a/klagomål/A 8346-2024 FSC-klagomål.docx
+++ b/klagomål/A 8346-2024 FSC-klagomål.docx
@@ -716,7 +716,7 @@
     <w:r>
       <w:tab/>
       <w:tab/>
-      <w:t>2026-05-30</w:t>
+      <w:t>2026-05-31</w:t>
       <w:br/>
       <w:br/>
     </w:r>

--- a/klagomål/A 8346-2024 FSC-klagomål.docx
+++ b/klagomål/A 8346-2024 FSC-klagomål.docx
@@ -716,7 +716,7 @@
     <w:r>
       <w:tab/>
       <w:tab/>
-      <w:t>2026-05-31</w:t>
+      <w:t>2026-06-01</w:t>
       <w:br/>
       <w:br/>
     </w:r>

--- a/klagomål/A 8346-2024 FSC-klagomål.docx
+++ b/klagomål/A 8346-2024 FSC-klagomål.docx
@@ -716,7 +716,7 @@
     <w:r>
       <w:tab/>
       <w:tab/>
-      <w:t>2026-06-01</w:t>
+      <w:t>2026-06-02</w:t>
       <w:br/>
       <w:br/>
     </w:r>

--- a/klagomål/A 8346-2024 FSC-klagomål.docx
+++ b/klagomål/A 8346-2024 FSC-klagomål.docx
@@ -716,7 +716,7 @@
     <w:r>
       <w:tab/>
       <w:tab/>
-      <w:t>2026-06-02</w:t>
+      <w:t>2026-06-03</w:t>
       <w:br/>
       <w:br/>
     </w:r>

--- a/klagomål/A 8346-2024 FSC-klagomål.docx
+++ b/klagomål/A 8346-2024 FSC-klagomål.docx
@@ -716,7 +716,7 @@
     <w:r>
       <w:tab/>
       <w:tab/>
-      <w:t>2026-06-03</w:t>
+      <w:t>2026-06-04</w:t>
       <w:br/>
       <w:br/>
     </w:r>

--- a/klagomål/A 8346-2024 FSC-klagomål.docx
+++ b/klagomål/A 8346-2024 FSC-klagomål.docx
@@ -716,7 +716,7 @@
     <w:r>
       <w:tab/>
       <w:tab/>
-      <w:t>2026-06-04</w:t>
+      <w:t>2026-06-05</w:t>
       <w:br/>
       <w:br/>
     </w:r>

--- a/klagomål/A 8346-2024 FSC-klagomål.docx
+++ b/klagomål/A 8346-2024 FSC-klagomål.docx
@@ -716,7 +716,7 @@
     <w:r>
       <w:tab/>
       <w:tab/>
-      <w:t>2026-06-05</w:t>
+      <w:t>2026-06-06</w:t>
       <w:br/>
       <w:br/>
     </w:r>

--- a/klagomål/A 8346-2024 FSC-klagomål.docx
+++ b/klagomål/A 8346-2024 FSC-klagomål.docx
@@ -716,7 +716,7 @@
     <w:r>
       <w:tab/>
       <w:tab/>
-      <w:t>2026-06-06</w:t>
+      <w:t>2026-06-07</w:t>
       <w:br/>
       <w:br/>
     </w:r>

--- a/klagomål/A 8346-2024 FSC-klagomål.docx
+++ b/klagomål/A 8346-2024 FSC-klagomål.docx
@@ -716,7 +716,7 @@
     <w:r>
       <w:tab/>
       <w:tab/>
-      <w:t>2026-06-07</w:t>
+      <w:t>2026-06-08</w:t>
       <w:br/>
       <w:br/>
     </w:r>

--- a/klagomål/A 8346-2024 FSC-klagomål.docx
+++ b/klagomål/A 8346-2024 FSC-klagomål.docx
@@ -716,7 +716,7 @@
     <w:r>
       <w:tab/>
       <w:tab/>
-      <w:t>2026-06-08</w:t>
+      <w:t>2026-06-09</w:t>
       <w:br/>
       <w:br/>
     </w:r>

--- a/klagomål/A 8346-2024 FSC-klagomål.docx
+++ b/klagomål/A 8346-2024 FSC-klagomål.docx
@@ -716,7 +716,7 @@
     <w:r>
       <w:tab/>
       <w:tab/>
-      <w:t>2026-06-09</w:t>
+      <w:t>2026-06-10</w:t>
       <w:br/>
       <w:br/>
     </w:r>

--- a/klagomål/A 8346-2024 FSC-klagomål.docx
+++ b/klagomål/A 8346-2024 FSC-klagomål.docx
@@ -716,7 +716,7 @@
     <w:r>
       <w:tab/>
       <w:tab/>
-      <w:t>2026-06-10</w:t>
+      <w:t>2026-06-11</w:t>
       <w:br/>
       <w:br/>
     </w:r>

--- a/klagomål/A 8346-2024 FSC-klagomål.docx
+++ b/klagomål/A 8346-2024 FSC-klagomål.docx
@@ -716,7 +716,7 @@
     <w:r>
       <w:tab/>
       <w:tab/>
-      <w:t>2026-06-11</w:t>
+      <w:t>2026-06-12</w:t>
       <w:br/>
       <w:br/>
     </w:r>

--- a/klagomål/A 8346-2024 FSC-klagomål.docx
+++ b/klagomål/A 8346-2024 FSC-klagomål.docx
@@ -716,7 +716,7 @@
     <w:r>
       <w:tab/>
       <w:tab/>
-      <w:t>2026-06-12</w:t>
+      <w:t>2026-06-13</w:t>
       <w:br/>
       <w:br/>
     </w:r>

--- a/klagomål/A 8346-2024 FSC-klagomål.docx
+++ b/klagomål/A 8346-2024 FSC-klagomål.docx
@@ -716,7 +716,7 @@
     <w:r>
       <w:tab/>
       <w:tab/>
-      <w:t>2026-06-15</w:t>
+      <w:t>2026-06-16</w:t>
       <w:br/>
       <w:br/>
     </w:r>

--- a/klagomål/A 8346-2024 FSC-klagomål.docx
+++ b/klagomål/A 8346-2024 FSC-klagomål.docx
@@ -716,7 +716,7 @@
     <w:r>
       <w:tab/>
       <w:tab/>
-      <w:t>2026-06-16</w:t>
+      <w:t>2026-06-17</w:t>
       <w:br/>
       <w:br/>
     </w:r>

--- a/klagomål/A 8346-2024 FSC-klagomål.docx
+++ b/klagomål/A 8346-2024 FSC-klagomål.docx
@@ -1,6 +1,6 @@
 
 <file path=word/document.xml><?xml version="1.0" encoding="utf-8"?>
-<w:document xmlns:wpc="http://schemas.microsoft.com/office/word/2010/wordprocessingCanvas" xmlns:cx="http://schemas.microsoft.com/office/drawing/2014/chartex" xmlns:cx1="http://schemas.microsoft.com/office/drawing/2015/9/8/chartex" xmlns:cx2="http://schemas.microsoft.com/office/drawing/2015/10/21/chartex" xmlns:cx3="http://schemas.microsoft.com/office/drawing/2016/5/9/chartex" xmlns:cx4="http://schemas.microsoft.com/office/drawing/2016/5/10/chartex" xmlns:cx5="http://schemas.microsoft.com/office/drawing/2016/5/11/chartex" xmlns:cx6="http://schemas.microsoft.com/office/drawing/2016/5/12/chartex" xmlns:cx7="http://schemas.microsoft.com/office/drawing/2016/5/13/chartex" xmlns:cx8="http://schemas.microsoft.com/office/drawing/2016/5/14/chartex" xmlns:mc="http://schemas.openxmlformats.org/markup-compatibility/2006" xmlns:aink="http://schemas.microsoft.com/office/drawing/2016/ink" xmlns:am3d="http://schemas.microsoft.com/office/drawing/2017/model3d" xmlns:o="urn:schemas-microsoft-com:office:office" xmlns:oel="http://schemas.microsoft.com/office/2019/extlst" xmlns:r="http://schemas.openxmlformats.org/officeDocument/2006/relationships" xmlns:m="http://schemas.openxmlformats.org/officeDocument/2006/math" xmlns:v="urn:schemas-microsoft-com:vml" xmlns:wp14="http://schemas.microsoft.com/office/word/2010/wordprocessingDrawing" xmlns:wp="http://schemas.openxmlformats.org/drawingml/2006/wordprocessingDrawing" xmlns:w10="urn:schemas-microsoft-com:office:word" xmlns:w="http://schemas.openxmlformats.org/wordprocessingml/2006/main" xmlns:w14="http://schemas.microsoft.com/office/word/2010/wordml" xmlns:w15="http://schemas.microsoft.com/office/word/2012/wordml" xmlns:w16cex="http://schemas.microsoft.com/office/word/2018/wordml/cex" xmlns:w16cid="http://schemas.microsoft.com/office/word/2016/wordml/cid" xmlns:w16="http://schemas.microsoft.com/office/word/2018/wordml" xmlns:w16sdtdh="http://schemas.microsoft.com/office/word/2020/wordml/sdtdatahash" xmlns:w16se="http://schemas.microsoft.com/office/word/2015/wordml/symex" xmlns:wpg="http://schemas.microsoft.com/office/word/2010/wordprocessingGroup" xmlns:wpi="http://schemas.microsoft.com/office/word/2010/wordprocessingInk" xmlns:wne="http://schemas.microsoft.com/office/word/2006/wordml" xmlns:wps="http://schemas.microsoft.com/office/word/2010/wordprocessingShape" mc:Ignorable="w14 w15 w16se w16cid w16 w16cex w16sdtdh wp14">
+<w:document xmlns:wpc="http://schemas.microsoft.com/office/word/2010/wordprocessingCanvas" xmlns:cx="http://schemas.microsoft.com/office/drawing/2014/chartex" xmlns:cx1="http://schemas.microsoft.com/office/drawing/2015/9/8/chartex" xmlns:cx2="http://schemas.microsoft.com/office/drawing/2015/10/21/chartex" xmlns:cx3="http://schemas.microsoft.com/office/drawing/2016/5/9/chartex" xmlns:cx4="http://schemas.microsoft.com/office/drawing/2016/5/10/chartex" xmlns:cx5="http://schemas.microsoft.com/office/drawing/2016/5/11/chartex" xmlns:cx6="http://schemas.microsoft.com/office/drawing/2016/5/12/chartex" xmlns:cx7="http://schemas.microsoft.com/office/drawing/2016/5/13/chartex" xmlns:cx8="http://schemas.microsoft.com/office/drawing/2016/5/14/chartex" xmlns:mc="http://schemas.openxmlformats.org/markup-compatibility/2006" xmlns:aink="http://schemas.microsoft.com/office/drawing/2016/ink" xmlns:am3d="http://schemas.microsoft.com/office/drawing/2017/model3d" xmlns:o="urn:schemas-microsoft-com:office:office" xmlns:oel="http://schemas.microsoft.com/office/2019/extlst" xmlns:r="http://schemas.openxmlformats.org/officeDocument/2006/relationships" xmlns:m="http://schemas.openxmlformats.org/officeDocument/2006/math" xmlns:v="urn:schemas-microsoft-com:vml" xmlns:wp14="http://schemas.microsoft.com/office/word/2010/wordprocessingDrawing" xmlns:wp="http://schemas.openxmlformats.org/drawingml/2006/wordprocessingDrawing" xmlns:w10="urn:schemas-microsoft-com:office:word" xmlns:w="http://schemas.openxmlformats.org/wordprocessingml/2006/main" xmlns:w14="http://schemas.microsoft.com/office/word/2010/wordml" xmlns:w15="http://schemas.microsoft.com/office/word/2012/wordml" xmlns:w16cex="http://schemas.microsoft.com/office/word/2018/wordml/cex" xmlns:w16cid="http://schemas.microsoft.com/office/word/2016/wordml/cid" xmlns:w16="http://schemas.microsoft.com/office/word/2018/wordml" xmlns:w16du="http://schemas.microsoft.com/office/word/2023/wordml/word16du" xmlns:w16sdtdh="http://schemas.microsoft.com/office/word/2020/wordml/sdtdatahash" xmlns:w16sdtfl="http://schemas.microsoft.com/office/word/2024/wordml/sdtformatlock" xmlns:w16se="http://schemas.microsoft.com/office/word/2015/wordml/symex" xmlns:wpg="http://schemas.microsoft.com/office/word/2010/wordprocessingGroup" xmlns:wpi="http://schemas.microsoft.com/office/word/2010/wordprocessingInk" xmlns:wne="http://schemas.microsoft.com/office/word/2006/wordml" xmlns:wps="http://schemas.microsoft.com/office/word/2010/wordprocessingShape" mc:Ignorable="w14 w15 w16se w16cid w16 w16cex w16sdtdh w16sdtfl w16du wp14">
   <w:body>
     <w:p>
       <w:r>
@@ -168,7 +168,7 @@
     </w:p>
     <w:p>
       <w:r>
-        <w:t>Detta dokument behandlar höga naturvärden i avverkningsanmälan A 8346-2024 i Hallsbergs kommun. Denna avverkningsanmälan inkom 2024-03-01 13:19:17 och omfattar 4,8 ha.</w:t>
+        <w:t>Detta dokument behandlar höga naturvärden i avverkningsanmälan A 8346-2024 i Hallsbergs kommun som inkom 2024-03-01 och omfattar 4,8 ha.</w:t>
       </w:r>
     </w:p>
     <w:p>
@@ -191,12 +191,15 @@
     </w:p>
     <w:p>
       <w:r>
-        <w:t>I avverkningsanmälan har följande 4 naturvårdsarter hittats: tornseglare (EN, §4), röd glada (§4), trana (§4) och törnskata (§4). Av dessa är 1 rödlistade. För rödlistade arter har rödlistekategorin angivits inom parentes. För fridlysta arter anges även paragrafen i Artskyddsförordningen som arten är fridlyst enligt.</w:t>
+        <w:t>I och inom 7 meter från avverkningsanmälan har följande 14 naturvårdsarter hittats: tornseglare (VU, §4), gulsparv (NT, §4), järnsparv (NT, §4), bergsslok (T), blåbär (T), ekorrbär (T), humleblomster (T), kärrviol (T), skogsstjärna (T), vitsippa (T), röd glada (§4), skogsduva (§4), trana (§4) och törnskata (§4). Av dessa är 3 rödlistade. För rödlistade arter har rödlistekategorin angivits inom parentes. Typiska arter inom Natura 2000 som är kopplade till skogsekosystem har markerats med (T). För fridlysta arter anges även paragrafen i Artskyddsförordningen som arten är fridlyst enligt.</w:t>
       </w:r>
     </w:p>
     <w:p>
       <w:r>
-        <w:t>De påträffade naturvårdsarterna är ett tydligt kvitto på att detta rör sig om en skog med höga naturvärden. I Figur 1 visas en karta över det avverkningsanmälda området, där samtliga fyndplatser för naturvårdsarter som finns registrerade på Artportalen har markerats.</w:t>
+        <w:t>De påträffade naturvårdsarterna är ett tydligt kvitto på att det rör sig om en skog med höga naturvärden.</w:t>
+      </w:r>
+      <w:r>
+        <w:t xml:space="preserve"> I Figur 1 visas fyndplatser för naturvårdsarter i området, som finns registrerade på Artportalen.</w:t>
       </w:r>
     </w:p>
     <w:p>
@@ -206,7 +209,7 @@
       <w:r>
         <w:drawing>
           <wp:inline xmlns:a="http://schemas.openxmlformats.org/drawingml/2006/main" xmlns:pic="http://schemas.openxmlformats.org/drawingml/2006/picture">
-            <wp:extent cx="5486400" cy="5397039"/>
+            <wp:extent cx="5486400" cy="5298846"/>
             <wp:docPr id="1" name="Picture 1"/>
             <wp:cNvGraphicFramePr>
               <a:graphicFrameLocks noChangeAspect="1"/>
@@ -227,7 +230,7 @@
                   <pic:spPr>
                     <a:xfrm>
                       <a:off x="0" y="0"/>
-                      <a:ext cx="5486400" cy="5397039"/>
+                      <a:ext cx="5486400" cy="5298846"/>
                     </a:xfrm>
                     <a:prstGeom prst="rect"/>
                   </pic:spPr>
@@ -241,14 +244,15 @@
     <w:p>
       <w:pPr>
         <w:pStyle w:val="Caption"/>
+        <w:spacing w:after="240"/>
       </w:pPr>
       <w:r>
-        <w:t>Figur 1. Fyndplatser för naturvårdsarter i det avverkningsanmälda området (röd linje). Markörer utan svart kant är placerade på fyndplatsen. Markörer med svart kant är placerade vid sidan av fyndplatsen och har ett svart streck som visar fyndplatsens exakta position. Kartans mittpunktskoordinat är N 6539911, E 515394 i SWEREF 99 TM.</w:t>
+        <w:t>Figur 1. Fyndplatser för naturvårdsarter i och inom 7 meter från avverkningsanmälan (röd linje). Markörer utan svart kant är placerade på fyndplatsen. Markörer med svart kant är placerade vid sidan av fyndplatsen och har ett svart streck som visar fyndplatsens exakta position. Kartans mittpunktskoordinat är N 6539911, E 515394 i SWEREF 99 TM.</w:t>
       </w:r>
     </w:p>
     <w:p>
       <w:pPr>
-        <w:pStyle w:val="Heading1"/>
+        <w:pStyle w:val="Heading2"/>
       </w:pPr>
       <w:r>
         <w:t>Fridlysta arter</w:t>
@@ -256,7 +260,7 @@
     </w:p>
     <w:p>
       <w:r>
-        <w:t>Följande fridlysta arter har sina livsmiljöer och växtplatser i den avverkningsanmälda skogen: tornseglare (EN, §4), röd glada (§4), trana (§4) och törnskata (§4).</w:t>
+        <w:t>Följande fridlysta arter har sina livsmiljöer och växtplatser i den avverkningsanmälda skogen: tornseglare (VU, §4), gulsparv (NT, §4), järnsparv (NT, §4), röd glada (§4), skogsduva (§4), trana (§4) och törnskata (§4).</w:t>
       </w:r>
     </w:p>
     <w:p>
@@ -293,6 +297,163 @@
       </w:r>
       <w:r>
         <w:t xml:space="preserve"> har minskat med 40 (30–50) % under de senaste 24 åren och minskningstakten överstiger gränsvärdet för sårbar (VU). Tornseglaren är en typisk hålhäckare som numera huvudsakligen är knuten till mänsklig bebyggelse. En mindre andel av beståndet häckar i mer ursprungliga miljöer, i första hand i gamla hackspetthål (främst spillkråkehål) och andra typer av håligheter i träd, men även i klippskrevor. I de inre delarna av de två nordligaste länen (Lappland) häckar den huvudsakligen i ren skogsmiljö, framförallt i gammal gles tallskog. För de tornseglare som häckar i träd i Norrlands inland har situationen sannolikt försämrats till följd av minskad mängd hålträd och av stora arealer tät produktionsskog. När arten förekommer i sluten skog handlar det ofta om skyddsvärda skogsmiljöer med äldre tallskog av naturskogskaraktär (SLU Artdatabanken, 2026; Skogsstyrelsen, 2016).</w:t>
+      </w:r>
+    </w:p>
+    <w:p>
+      <w:pPr>
+        <w:pStyle w:val="Heading2"/>
+      </w:pPr>
+      <w:r>
+        <w:t>Övriga naturvårdsarter</w:t>
+      </w:r>
+    </w:p>
+    <w:p>
+      <w:r>
+        <w:rPr>
+          <w:b/>
+        </w:rPr>
+        <w:t xml:space="preserve">Bergsslok </w:t>
+      </w:r>
+      <w:r>
+        <w:t xml:space="preserve">är typisk art för </w:t>
+      </w:r>
+      <w:r>
+        <w:rPr>
+          <w:i/>
+        </w:rPr>
+        <w:t>9190 Näringsfattig ekskog</w:t>
+      </w:r>
+      <w:r>
+        <w:t xml:space="preserve"> (SLU Artdatabanken, 2025).</w:t>
+      </w:r>
+    </w:p>
+    <w:p>
+      <w:r>
+        <w:rPr>
+          <w:b/>
+        </w:rPr>
+        <w:t>Blåbär</w:t>
+      </w:r>
+      <w:r>
+        <w:t xml:space="preserve"> är typisk art för </w:t>
+      </w:r>
+      <w:r>
+        <w:rPr>
+          <w:i/>
+        </w:rPr>
+        <w:t>9190 Näringsfattig ekskog</w:t>
+      </w:r>
+      <w:r>
+        <w:t>. I naturskogar och kontinuitetsskogar är blåbär värdväxt för bland annat de rödlistade fjärilarna sibiriskt lundfly (EN), tajgafjällfly (EN), urskogsfly (EN), fjällskogsfly (VU), högnordiskt fjällfly (VU), baltiskt skogsfly (NT), gråpudrat skogsfly (NT), grå blåbärsfältmätare (NT) och skogsfältmätare (NT) (SLU Artdatabanken, 2026).</w:t>
+      </w:r>
+    </w:p>
+    <w:p>
+      <w:r>
+        <w:rPr>
+          <w:b/>
+        </w:rPr>
+        <w:t xml:space="preserve">Ekorrbär </w:t>
+      </w:r>
+      <w:r>
+        <w:t xml:space="preserve">är typisk art för </w:t>
+      </w:r>
+      <w:r>
+        <w:rPr>
+          <w:i/>
+        </w:rPr>
+        <w:t xml:space="preserve">9190 Näringsfattig ekskog </w:t>
+      </w:r>
+      <w:r>
+        <w:t>(SLU Artdatabanken, 2025).</w:t>
+      </w:r>
+    </w:p>
+    <w:p>
+      <w:r>
+        <w:rPr>
+          <w:b/>
+        </w:rPr>
+        <w:t>Humleblomster</w:t>
+      </w:r>
+      <w:r>
+        <w:t xml:space="preserve"> är typisk art för </w:t>
+      </w:r>
+      <w:r>
+        <w:rPr>
+          <w:i/>
+        </w:rPr>
+        <w:t xml:space="preserve">9040 Fjällbjörkskog </w:t>
+      </w:r>
+      <w:r>
+        <w:t>(SLU Artdatabanken, 2025).</w:t>
+      </w:r>
+    </w:p>
+    <w:p>
+      <w:r>
+        <w:rPr>
+          <w:b/>
+        </w:rPr>
+        <w:t xml:space="preserve">Kärrviol </w:t>
+      </w:r>
+      <w:r>
+        <w:t xml:space="preserve">är typisk art för </w:t>
+      </w:r>
+      <w:r>
+        <w:rPr>
+          <w:i/>
+        </w:rPr>
+        <w:t xml:space="preserve">9740 Skogsbevuxen myr </w:t>
+      </w:r>
+      <w:r>
+        <w:t>och</w:t>
+      </w:r>
+      <w:r>
+        <w:rPr>
+          <w:i/>
+        </w:rPr>
+        <w:t xml:space="preserve"> 6450 Svämängar </w:t>
+      </w:r>
+      <w:r>
+        <w:t>(SLU Artdatabanken, 2025).</w:t>
+      </w:r>
+    </w:p>
+    <w:p>
+      <w:r>
+        <w:rPr>
+          <w:b/>
+        </w:rPr>
+        <w:t xml:space="preserve">Skogsstjärna </w:t>
+      </w:r>
+      <w:r>
+        <w:t xml:space="preserve">är typisk art för </w:t>
+      </w:r>
+      <w:r>
+        <w:rPr>
+          <w:i/>
+        </w:rPr>
+        <w:t xml:space="preserve">9190 Näringsfattig ekskog </w:t>
+      </w:r>
+      <w:r>
+        <w:t>(SLU Artdatabanken, 2025).</w:t>
+      </w:r>
+    </w:p>
+    <w:p>
+      <w:r>
+        <w:rPr>
+          <w:b/>
+        </w:rPr>
+        <w:t>Vitsippa</w:t>
+      </w:r>
+      <w:r>
+        <w:t xml:space="preserve"> är typisk art för </w:t>
+      </w:r>
+      <w:r>
+        <w:rPr>
+          <w:i/>
+        </w:rPr>
+        <w:t xml:space="preserve">9040 Fjällbjörkskog </w:t>
+      </w:r>
+      <w:r>
+        <w:t>(SLU Artdatabanken, 2025).</w:t>
       </w:r>
     </w:p>
     <w:p>
@@ -401,7 +562,7 @@
         <w:rPr>
           <w:i/>
         </w:rPr>
-        <w:t>I det avverkningsanmälda skogsområdet har 4 naturvårdsarter varav 1 rödlistade arter sina livsmiljöer och växtplatser.</w:t>
+        <w:t>I det avverkningsanmälda skogsområdet har 14 naturvårdsarter varav 3 rödlistade arter sina livsmiljöer och växtplatser.</w:t>
       </w:r>
     </w:p>
     <w:p>
@@ -606,7 +767,7 @@
 </file>
 
 <file path=word/endnotes.xml><?xml version="1.0" encoding="utf-8"?>
-<w:endnotes xmlns:wpc="http://schemas.microsoft.com/office/word/2010/wordprocessingCanvas" xmlns:cx="http://schemas.microsoft.com/office/drawing/2014/chartex" xmlns:cx1="http://schemas.microsoft.com/office/drawing/2015/9/8/chartex" xmlns:cx2="http://schemas.microsoft.com/office/drawing/2015/10/21/chartex" xmlns:cx3="http://schemas.microsoft.com/office/drawing/2016/5/9/chartex" xmlns:cx4="http://schemas.microsoft.com/office/drawing/2016/5/10/chartex" xmlns:cx5="http://schemas.microsoft.com/office/drawing/2016/5/11/chartex" xmlns:cx6="http://schemas.microsoft.com/office/drawing/2016/5/12/chartex" xmlns:cx7="http://schemas.microsoft.com/office/drawing/2016/5/13/chartex" xmlns:cx8="http://schemas.microsoft.com/office/drawing/2016/5/14/chartex" xmlns:mc="http://schemas.openxmlformats.org/markup-compatibility/2006" xmlns:aink="http://schemas.microsoft.com/office/drawing/2016/ink" xmlns:am3d="http://schemas.microsoft.com/office/drawing/2017/model3d" xmlns:o="urn:schemas-microsoft-com:office:office" xmlns:oel="http://schemas.microsoft.com/office/2019/extlst" xmlns:r="http://schemas.openxmlformats.org/officeDocument/2006/relationships" xmlns:m="http://schemas.openxmlformats.org/officeDocument/2006/math" xmlns:v="urn:schemas-microsoft-com:vml" xmlns:wp14="http://schemas.microsoft.com/office/word/2010/wordprocessingDrawing" xmlns:wp="http://schemas.openxmlformats.org/drawingml/2006/wordprocessingDrawing" xmlns:w10="urn:schemas-microsoft-com:office:word" xmlns:w="http://schemas.openxmlformats.org/wordprocessingml/2006/main" xmlns:w14="http://schemas.microsoft.com/office/word/2010/wordml" xmlns:w15="http://schemas.microsoft.com/office/word/2012/wordml" xmlns:w16cex="http://schemas.microsoft.com/office/word/2018/wordml/cex" xmlns:w16cid="http://schemas.microsoft.com/office/word/2016/wordml/cid" xmlns:w16="http://schemas.microsoft.com/office/word/2018/wordml" xmlns:w16sdtdh="http://schemas.microsoft.com/office/word/2020/wordml/sdtdatahash" xmlns:w16se="http://schemas.microsoft.com/office/word/2015/wordml/symex" xmlns:wpg="http://schemas.microsoft.com/office/word/2010/wordprocessingGroup" xmlns:wpi="http://schemas.microsoft.com/office/word/2010/wordprocessingInk" xmlns:wne="http://schemas.microsoft.com/office/word/2006/wordml" xmlns:wps="http://schemas.microsoft.com/office/word/2010/wordprocessingShape" mc:Ignorable="w14 w15 w16se w16cid w16 w16cex w16sdtdh wp14">
+<w:endnotes xmlns:wpc="http://schemas.microsoft.com/office/word/2010/wordprocessingCanvas" xmlns:cx="http://schemas.microsoft.com/office/drawing/2014/chartex" xmlns:cx1="http://schemas.microsoft.com/office/drawing/2015/9/8/chartex" xmlns:cx2="http://schemas.microsoft.com/office/drawing/2015/10/21/chartex" xmlns:cx3="http://schemas.microsoft.com/office/drawing/2016/5/9/chartex" xmlns:cx4="http://schemas.microsoft.com/office/drawing/2016/5/10/chartex" xmlns:cx5="http://schemas.microsoft.com/office/drawing/2016/5/11/chartex" xmlns:cx6="http://schemas.microsoft.com/office/drawing/2016/5/12/chartex" xmlns:cx7="http://schemas.microsoft.com/office/drawing/2016/5/13/chartex" xmlns:cx8="http://schemas.microsoft.com/office/drawing/2016/5/14/chartex" xmlns:mc="http://schemas.openxmlformats.org/markup-compatibility/2006" xmlns:aink="http://schemas.microsoft.com/office/drawing/2016/ink" xmlns:am3d="http://schemas.microsoft.com/office/drawing/2017/model3d" xmlns:o="urn:schemas-microsoft-com:office:office" xmlns:oel="http://schemas.microsoft.com/office/2019/extlst" xmlns:r="http://schemas.openxmlformats.org/officeDocument/2006/relationships" xmlns:m="http://schemas.openxmlformats.org/officeDocument/2006/math" xmlns:v="urn:schemas-microsoft-com:vml" xmlns:wp14="http://schemas.microsoft.com/office/word/2010/wordprocessingDrawing" xmlns:wp="http://schemas.openxmlformats.org/drawingml/2006/wordprocessingDrawing" xmlns:w10="urn:schemas-microsoft-com:office:word" xmlns:w="http://schemas.openxmlformats.org/wordprocessingml/2006/main" xmlns:w14="http://schemas.microsoft.com/office/word/2010/wordml" xmlns:w15="http://schemas.microsoft.com/office/word/2012/wordml" xmlns:w16cex="http://schemas.microsoft.com/office/word/2018/wordml/cex" xmlns:w16cid="http://schemas.microsoft.com/office/word/2016/wordml/cid" xmlns:w16="http://schemas.microsoft.com/office/word/2018/wordml" xmlns:w16du="http://schemas.microsoft.com/office/word/2023/wordml/word16du" xmlns:w16sdtdh="http://schemas.microsoft.com/office/word/2020/wordml/sdtdatahash" xmlns:w16sdtfl="http://schemas.microsoft.com/office/word/2024/wordml/sdtformatlock" xmlns:w16se="http://schemas.microsoft.com/office/word/2015/wordml/symex" xmlns:wpg="http://schemas.microsoft.com/office/word/2010/wordprocessingGroup" xmlns:wpi="http://schemas.microsoft.com/office/word/2010/wordprocessingInk" xmlns:wne="http://schemas.microsoft.com/office/word/2006/wordml" xmlns:wps="http://schemas.microsoft.com/office/word/2010/wordprocessingShape" mc:Ignorable="w14 w15 w16se w16cid w16 w16cex w16sdtdh w16sdtfl w16du wp14">
   <w:endnote w:type="separator" w:id="-1">
     <w:p>
       <w:pPr>
@@ -631,7 +792,7 @@
 </file>
 
 <file path=word/footer1.xml><?xml version="1.0" encoding="utf-8"?>
-<w:ftr xmlns:wpc="http://schemas.microsoft.com/office/word/2010/wordprocessingCanvas" xmlns:cx="http://schemas.microsoft.com/office/drawing/2014/chartex" xmlns:cx1="http://schemas.microsoft.com/office/drawing/2015/9/8/chartex" xmlns:cx2="http://schemas.microsoft.com/office/drawing/2015/10/21/chartex" xmlns:cx3="http://schemas.microsoft.com/office/drawing/2016/5/9/chartex" xmlns:cx4="http://schemas.microsoft.com/office/drawing/2016/5/10/chartex" xmlns:cx5="http://schemas.microsoft.com/office/drawing/2016/5/11/chartex" xmlns:cx6="http://schemas.microsoft.com/office/drawing/2016/5/12/chartex" xmlns:cx7="http://schemas.microsoft.com/office/drawing/2016/5/13/chartex" xmlns:cx8="http://schemas.microsoft.com/office/drawing/2016/5/14/chartex" xmlns:mc="http://schemas.openxmlformats.org/markup-compatibility/2006" xmlns:aink="http://schemas.microsoft.com/office/drawing/2016/ink" xmlns:am3d="http://schemas.microsoft.com/office/drawing/2017/model3d" xmlns:o="urn:schemas-microsoft-com:office:office" xmlns:oel="http://schemas.microsoft.com/office/2019/extlst" xmlns:r="http://schemas.openxmlformats.org/officeDocument/2006/relationships" xmlns:m="http://schemas.openxmlformats.org/officeDocument/2006/math" xmlns:v="urn:schemas-microsoft-com:vml" xmlns:wp14="http://schemas.microsoft.com/office/word/2010/wordprocessingDrawing" xmlns:wp="http://schemas.openxmlformats.org/drawingml/2006/wordprocessingDrawing" xmlns:w10="urn:schemas-microsoft-com:office:word" xmlns:w="http://schemas.openxmlformats.org/wordprocessingml/2006/main" xmlns:w14="http://schemas.microsoft.com/office/word/2010/wordml" xmlns:w15="http://schemas.microsoft.com/office/word/2012/wordml" xmlns:w16cex="http://schemas.microsoft.com/office/word/2018/wordml/cex" xmlns:w16cid="http://schemas.microsoft.com/office/word/2016/wordml/cid" xmlns:w16="http://schemas.microsoft.com/office/word/2018/wordml" xmlns:w16sdtdh="http://schemas.microsoft.com/office/word/2020/wordml/sdtdatahash" xmlns:w16se="http://schemas.microsoft.com/office/word/2015/wordml/symex" xmlns:wpg="http://schemas.microsoft.com/office/word/2010/wordprocessingGroup" xmlns:wpi="http://schemas.microsoft.com/office/word/2010/wordprocessingInk" xmlns:wne="http://schemas.microsoft.com/office/word/2006/wordml" xmlns:wps="http://schemas.microsoft.com/office/word/2010/wordprocessingShape" mc:Ignorable="w14 w15 w16se w16cid w16 w16cex w16sdtdh wp14">
+<w:ftr xmlns:wpc="http://schemas.microsoft.com/office/word/2010/wordprocessingCanvas" xmlns:cx="http://schemas.microsoft.com/office/drawing/2014/chartex" xmlns:cx1="http://schemas.microsoft.com/office/drawing/2015/9/8/chartex" xmlns:cx2="http://schemas.microsoft.com/office/drawing/2015/10/21/chartex" xmlns:cx3="http://schemas.microsoft.com/office/drawing/2016/5/9/chartex" xmlns:cx4="http://schemas.microsoft.com/office/drawing/2016/5/10/chartex" xmlns:cx5="http://schemas.microsoft.com/office/drawing/2016/5/11/chartex" xmlns:cx6="http://schemas.microsoft.com/office/drawing/2016/5/12/chartex" xmlns:cx7="http://schemas.microsoft.com/office/drawing/2016/5/13/chartex" xmlns:cx8="http://schemas.microsoft.com/office/drawing/2016/5/14/chartex" xmlns:mc="http://schemas.openxmlformats.org/markup-compatibility/2006" xmlns:aink="http://schemas.microsoft.com/office/drawing/2016/ink" xmlns:am3d="http://schemas.microsoft.com/office/drawing/2017/model3d" xmlns:o="urn:schemas-microsoft-com:office:office" xmlns:oel="http://schemas.microsoft.com/office/2019/extlst" xmlns:r="http://schemas.openxmlformats.org/officeDocument/2006/relationships" xmlns:m="http://schemas.openxmlformats.org/officeDocument/2006/math" xmlns:v="urn:schemas-microsoft-com:vml" xmlns:wp14="http://schemas.microsoft.com/office/word/2010/wordprocessingDrawing" xmlns:wp="http://schemas.openxmlformats.org/drawingml/2006/wordprocessingDrawing" xmlns:w10="urn:schemas-microsoft-com:office:word" xmlns:w="http://schemas.openxmlformats.org/wordprocessingml/2006/main" xmlns:w14="http://schemas.microsoft.com/office/word/2010/wordml" xmlns:w15="http://schemas.microsoft.com/office/word/2012/wordml" xmlns:w16cex="http://schemas.microsoft.com/office/word/2018/wordml/cex" xmlns:w16cid="http://schemas.microsoft.com/office/word/2016/wordml/cid" xmlns:w16="http://schemas.microsoft.com/office/word/2018/wordml" xmlns:w16du="http://schemas.microsoft.com/office/word/2023/wordml/word16du" xmlns:w16sdtdh="http://schemas.microsoft.com/office/word/2020/wordml/sdtdatahash" xmlns:w16sdtfl="http://schemas.microsoft.com/office/word/2024/wordml/sdtformatlock" xmlns:w16se="http://schemas.microsoft.com/office/word/2015/wordml/symex" xmlns:wpg="http://schemas.microsoft.com/office/word/2010/wordprocessingGroup" xmlns:wpi="http://schemas.microsoft.com/office/word/2010/wordprocessingInk" xmlns:wne="http://schemas.microsoft.com/office/word/2006/wordml" xmlns:wps="http://schemas.microsoft.com/office/word/2010/wordprocessingShape" mc:Ignorable="w14 w15 w16se w16cid w16 w16cex w16sdtdh w16sdtfl w16du wp14">
   <w:p>
     <w:pPr>
       <w:pStyle w:val="Footer"/>
@@ -641,7 +802,7 @@
 </file>
 
 <file path=word/footer2.xml><?xml version="1.0" encoding="utf-8"?>
-<w:ftr xmlns:wpc="http://schemas.microsoft.com/office/word/2010/wordprocessingCanvas" xmlns:cx="http://schemas.microsoft.com/office/drawing/2014/chartex" xmlns:cx1="http://schemas.microsoft.com/office/drawing/2015/9/8/chartex" xmlns:cx2="http://schemas.microsoft.com/office/drawing/2015/10/21/chartex" xmlns:cx3="http://schemas.microsoft.com/office/drawing/2016/5/9/chartex" xmlns:cx4="http://schemas.microsoft.com/office/drawing/2016/5/10/chartex" xmlns:cx5="http://schemas.microsoft.com/office/drawing/2016/5/11/chartex" xmlns:cx6="http://schemas.microsoft.com/office/drawing/2016/5/12/chartex" xmlns:cx7="http://schemas.microsoft.com/office/drawing/2016/5/13/chartex" xmlns:cx8="http://schemas.microsoft.com/office/drawing/2016/5/14/chartex" xmlns:mc="http://schemas.openxmlformats.org/markup-compatibility/2006" xmlns:aink="http://schemas.microsoft.com/office/drawing/2016/ink" xmlns:am3d="http://schemas.microsoft.com/office/drawing/2017/model3d" xmlns:o="urn:schemas-microsoft-com:office:office" xmlns:oel="http://schemas.microsoft.com/office/2019/extlst" xmlns:r="http://schemas.openxmlformats.org/officeDocument/2006/relationships" xmlns:m="http://schemas.openxmlformats.org/officeDocument/2006/math" xmlns:v="urn:schemas-microsoft-com:vml" xmlns:wp14="http://schemas.microsoft.com/office/word/2010/wordprocessingDrawing" xmlns:wp="http://schemas.openxmlformats.org/drawingml/2006/wordprocessingDrawing" xmlns:w10="urn:schemas-microsoft-com:office:word" xmlns:w="http://schemas.openxmlformats.org/wordprocessingml/2006/main" xmlns:w14="http://schemas.microsoft.com/office/word/2010/wordml" xmlns:w15="http://schemas.microsoft.com/office/word/2012/wordml" xmlns:w16cex="http://schemas.microsoft.com/office/word/2018/wordml/cex" xmlns:w16cid="http://schemas.microsoft.com/office/word/2016/wordml/cid" xmlns:w16="http://schemas.microsoft.com/office/word/2018/wordml" xmlns:w16sdtdh="http://schemas.microsoft.com/office/word/2020/wordml/sdtdatahash" xmlns:w16se="http://schemas.microsoft.com/office/word/2015/wordml/symex" xmlns:wpg="http://schemas.microsoft.com/office/word/2010/wordprocessingGroup" xmlns:wpi="http://schemas.microsoft.com/office/word/2010/wordprocessingInk" xmlns:wne="http://schemas.microsoft.com/office/word/2006/wordml" xmlns:wps="http://schemas.microsoft.com/office/word/2010/wordprocessingShape" mc:Ignorable="w14 w15 w16se w16cid w16 w16cex w16sdtdh wp14">
+<w:ftr xmlns:wpc="http://schemas.microsoft.com/office/word/2010/wordprocessingCanvas" xmlns:cx="http://schemas.microsoft.com/office/drawing/2014/chartex" xmlns:cx1="http://schemas.microsoft.com/office/drawing/2015/9/8/chartex" xmlns:cx2="http://schemas.microsoft.com/office/drawing/2015/10/21/chartex" xmlns:cx3="http://schemas.microsoft.com/office/drawing/2016/5/9/chartex" xmlns:cx4="http://schemas.microsoft.com/office/drawing/2016/5/10/chartex" xmlns:cx5="http://schemas.microsoft.com/office/drawing/2016/5/11/chartex" xmlns:cx6="http://schemas.microsoft.com/office/drawing/2016/5/12/chartex" xmlns:cx7="http://schemas.microsoft.com/office/drawing/2016/5/13/chartex" xmlns:cx8="http://schemas.microsoft.com/office/drawing/2016/5/14/chartex" xmlns:mc="http://schemas.openxmlformats.org/markup-compatibility/2006" xmlns:aink="http://schemas.microsoft.com/office/drawing/2016/ink" xmlns:am3d="http://schemas.microsoft.com/office/drawing/2017/model3d" xmlns:o="urn:schemas-microsoft-com:office:office" xmlns:oel="http://schemas.microsoft.com/office/2019/extlst" xmlns:r="http://schemas.openxmlformats.org/officeDocument/2006/relationships" xmlns:m="http://schemas.openxmlformats.org/officeDocument/2006/math" xmlns:v="urn:schemas-microsoft-com:vml" xmlns:wp14="http://schemas.microsoft.com/office/word/2010/wordprocessingDrawing" xmlns:wp="http://schemas.openxmlformats.org/drawingml/2006/wordprocessingDrawing" xmlns:w10="urn:schemas-microsoft-com:office:word" xmlns:w="http://schemas.openxmlformats.org/wordprocessingml/2006/main" xmlns:w14="http://schemas.microsoft.com/office/word/2010/wordml" xmlns:w15="http://schemas.microsoft.com/office/word/2012/wordml" xmlns:w16cex="http://schemas.microsoft.com/office/word/2018/wordml/cex" xmlns:w16cid="http://schemas.microsoft.com/office/word/2016/wordml/cid" xmlns:w16="http://schemas.microsoft.com/office/word/2018/wordml" xmlns:w16du="http://schemas.microsoft.com/office/word/2023/wordml/word16du" xmlns:w16sdtdh="http://schemas.microsoft.com/office/word/2020/wordml/sdtdatahash" xmlns:w16sdtfl="http://schemas.microsoft.com/office/word/2024/wordml/sdtformatlock" xmlns:w16se="http://schemas.microsoft.com/office/word/2015/wordml/symex" xmlns:wpg="http://schemas.microsoft.com/office/word/2010/wordprocessingGroup" xmlns:wpi="http://schemas.microsoft.com/office/word/2010/wordprocessingInk" xmlns:wne="http://schemas.microsoft.com/office/word/2006/wordml" xmlns:wps="http://schemas.microsoft.com/office/word/2010/wordprocessingShape" mc:Ignorable="w14 w15 w16se w16cid w16 w16cex w16sdtdh w16sdtfl w16du wp14">
   <w:p>
     <w:pPr>
       <w:pStyle w:val="Footer"/>
@@ -651,7 +812,7 @@
 </file>
 
 <file path=word/footer3.xml><?xml version="1.0" encoding="utf-8"?>
-<w:ftr xmlns:wpc="http://schemas.microsoft.com/office/word/2010/wordprocessingCanvas" xmlns:cx="http://schemas.microsoft.com/office/drawing/2014/chartex" xmlns:cx1="http://schemas.microsoft.com/office/drawing/2015/9/8/chartex" xmlns:cx2="http://schemas.microsoft.com/office/drawing/2015/10/21/chartex" xmlns:cx3="http://schemas.microsoft.com/office/drawing/2016/5/9/chartex" xmlns:cx4="http://schemas.microsoft.com/office/drawing/2016/5/10/chartex" xmlns:cx5="http://schemas.microsoft.com/office/drawing/2016/5/11/chartex" xmlns:cx6="http://schemas.microsoft.com/office/drawing/2016/5/12/chartex" xmlns:cx7="http://schemas.microsoft.com/office/drawing/2016/5/13/chartex" xmlns:cx8="http://schemas.microsoft.com/office/drawing/2016/5/14/chartex" xmlns:mc="http://schemas.openxmlformats.org/markup-compatibility/2006" xmlns:aink="http://schemas.microsoft.com/office/drawing/2016/ink" xmlns:am3d="http://schemas.microsoft.com/office/drawing/2017/model3d" xmlns:o="urn:schemas-microsoft-com:office:office" xmlns:oel="http://schemas.microsoft.com/office/2019/extlst" xmlns:r="http://schemas.openxmlformats.org/officeDocument/2006/relationships" xmlns:m="http://schemas.openxmlformats.org/officeDocument/2006/math" xmlns:v="urn:schemas-microsoft-com:vml" xmlns:wp14="http://schemas.microsoft.com/office/word/2010/wordprocessingDrawing" xmlns:wp="http://schemas.openxmlformats.org/drawingml/2006/wordprocessingDrawing" xmlns:w10="urn:schemas-microsoft-com:office:word" xmlns:w="http://schemas.openxmlformats.org/wordprocessingml/2006/main" xmlns:w14="http://schemas.microsoft.com/office/word/2010/wordml" xmlns:w15="http://schemas.microsoft.com/office/word/2012/wordml" xmlns:w16cex="http://schemas.microsoft.com/office/word/2018/wordml/cex" xmlns:w16cid="http://schemas.microsoft.com/office/word/2016/wordml/cid" xmlns:w16="http://schemas.microsoft.com/office/word/2018/wordml" xmlns:w16sdtdh="http://schemas.microsoft.com/office/word/2020/wordml/sdtdatahash" xmlns:w16se="http://schemas.microsoft.com/office/word/2015/wordml/symex" xmlns:wpg="http://schemas.microsoft.com/office/word/2010/wordprocessingGroup" xmlns:wpi="http://schemas.microsoft.com/office/word/2010/wordprocessingInk" xmlns:wne="http://schemas.microsoft.com/office/word/2006/wordml" xmlns:wps="http://schemas.microsoft.com/office/word/2010/wordprocessingShape" mc:Ignorable="w14 w15 w16se w16cid w16 w16cex w16sdtdh wp14">
+<w:ftr xmlns:wpc="http://schemas.microsoft.com/office/word/2010/wordprocessingCanvas" xmlns:cx="http://schemas.microsoft.com/office/drawing/2014/chartex" xmlns:cx1="http://schemas.microsoft.com/office/drawing/2015/9/8/chartex" xmlns:cx2="http://schemas.microsoft.com/office/drawing/2015/10/21/chartex" xmlns:cx3="http://schemas.microsoft.com/office/drawing/2016/5/9/chartex" xmlns:cx4="http://schemas.microsoft.com/office/drawing/2016/5/10/chartex" xmlns:cx5="http://schemas.microsoft.com/office/drawing/2016/5/11/chartex" xmlns:cx6="http://schemas.microsoft.com/office/drawing/2016/5/12/chartex" xmlns:cx7="http://schemas.microsoft.com/office/drawing/2016/5/13/chartex" xmlns:cx8="http://schemas.microsoft.com/office/drawing/2016/5/14/chartex" xmlns:mc="http://schemas.openxmlformats.org/markup-compatibility/2006" xmlns:aink="http://schemas.microsoft.com/office/drawing/2016/ink" xmlns:am3d="http://schemas.microsoft.com/office/drawing/2017/model3d" xmlns:o="urn:schemas-microsoft-com:office:office" xmlns:oel="http://schemas.microsoft.com/office/2019/extlst" xmlns:r="http://schemas.openxmlformats.org/officeDocument/2006/relationships" xmlns:m="http://schemas.openxmlformats.org/officeDocument/2006/math" xmlns:v="urn:schemas-microsoft-com:vml" xmlns:wp14="http://schemas.microsoft.com/office/word/2010/wordprocessingDrawing" xmlns:wp="http://schemas.openxmlformats.org/drawingml/2006/wordprocessingDrawing" xmlns:w10="urn:schemas-microsoft-com:office:word" xmlns:w="http://schemas.openxmlformats.org/wordprocessingml/2006/main" xmlns:w14="http://schemas.microsoft.com/office/word/2010/wordml" xmlns:w15="http://schemas.microsoft.com/office/word/2012/wordml" xmlns:w16cex="http://schemas.microsoft.com/office/word/2018/wordml/cex" xmlns:w16cid="http://schemas.microsoft.com/office/word/2016/wordml/cid" xmlns:w16="http://schemas.microsoft.com/office/word/2018/wordml" xmlns:w16du="http://schemas.microsoft.com/office/word/2023/wordml/word16du" xmlns:w16sdtdh="http://schemas.microsoft.com/office/word/2020/wordml/sdtdatahash" xmlns:w16sdtfl="http://schemas.microsoft.com/office/word/2024/wordml/sdtformatlock" xmlns:w16se="http://schemas.microsoft.com/office/word/2015/wordml/symex" xmlns:wpg="http://schemas.microsoft.com/office/word/2010/wordprocessingGroup" xmlns:wpi="http://schemas.microsoft.com/office/word/2010/wordprocessingInk" xmlns:wne="http://schemas.microsoft.com/office/word/2006/wordml" xmlns:wps="http://schemas.microsoft.com/office/word/2010/wordprocessingShape" mc:Ignorable="w14 w15 w16se w16cid w16 w16cex w16sdtdh w16sdtfl w16du wp14">
   <w:p>
     <w:pPr>
       <w:pStyle w:val="Footer"/>
@@ -661,7 +822,7 @@
 </file>
 
 <file path=word/footnotes.xml><?xml version="1.0" encoding="utf-8"?>
-<w:footnotes xmlns:wpc="http://schemas.microsoft.com/office/word/2010/wordprocessingCanvas" xmlns:cx="http://schemas.microsoft.com/office/drawing/2014/chartex" xmlns:cx1="http://schemas.microsoft.com/office/drawing/2015/9/8/chartex" xmlns:cx2="http://schemas.microsoft.com/office/drawing/2015/10/21/chartex" xmlns:cx3="http://schemas.microsoft.com/office/drawing/2016/5/9/chartex" xmlns:cx4="http://schemas.microsoft.com/office/drawing/2016/5/10/chartex" xmlns:cx5="http://schemas.microsoft.com/office/drawing/2016/5/11/chartex" xmlns:cx6="http://schemas.microsoft.com/office/drawing/2016/5/12/chartex" xmlns:cx7="http://schemas.microsoft.com/office/drawing/2016/5/13/chartex" xmlns:cx8="http://schemas.microsoft.com/office/drawing/2016/5/14/chartex" xmlns:mc="http://schemas.openxmlformats.org/markup-compatibility/2006" xmlns:aink="http://schemas.microsoft.com/office/drawing/2016/ink" xmlns:am3d="http://schemas.microsoft.com/office/drawing/2017/model3d" xmlns:o="urn:schemas-microsoft-com:office:office" xmlns:oel="http://schemas.microsoft.com/office/2019/extlst" xmlns:r="http://schemas.openxmlformats.org/officeDocument/2006/relationships" xmlns:m="http://schemas.openxmlformats.org/officeDocument/2006/math" xmlns:v="urn:schemas-microsoft-com:vml" xmlns:wp14="http://schemas.microsoft.com/office/word/2010/wordprocessingDrawing" xmlns:wp="http://schemas.openxmlformats.org/drawingml/2006/wordprocessingDrawing" xmlns:w10="urn:schemas-microsoft-com:office:word" xmlns:w="http://schemas.openxmlformats.org/wordprocessingml/2006/main" xmlns:w14="http://schemas.microsoft.com/office/word/2010/wordml" xmlns:w15="http://schemas.microsoft.com/office/word/2012/wordml" xmlns:w16cex="http://schemas.microsoft.com/office/word/2018/wordml/cex" xmlns:w16cid="http://schemas.microsoft.com/office/word/2016/wordml/cid" xmlns:w16="http://schemas.microsoft.com/office/word/2018/wordml" xmlns:w16sdtdh="http://schemas.microsoft.com/office/word/2020/wordml/sdtdatahash" xmlns:w16se="http://schemas.microsoft.com/office/word/2015/wordml/symex" xmlns:wpg="http://schemas.microsoft.com/office/word/2010/wordprocessingGroup" xmlns:wpi="http://schemas.microsoft.com/office/word/2010/wordprocessingInk" xmlns:wne="http://schemas.microsoft.com/office/word/2006/wordml" xmlns:wps="http://schemas.microsoft.com/office/word/2010/wordprocessingShape" mc:Ignorable="w14 w15 w16se w16cid w16 w16cex w16sdtdh wp14">
+<w:footnotes xmlns:wpc="http://schemas.microsoft.com/office/word/2010/wordprocessingCanvas" xmlns:cx="http://schemas.microsoft.com/office/drawing/2014/chartex" xmlns:cx1="http://schemas.microsoft.com/office/drawing/2015/9/8/chartex" xmlns:cx2="http://schemas.microsoft.com/office/drawing/2015/10/21/chartex" xmlns:cx3="http://schemas.microsoft.com/office/drawing/2016/5/9/chartex" xmlns:cx4="http://schemas.microsoft.com/office/drawing/2016/5/10/chartex" xmlns:cx5="http://schemas.microsoft.com/office/drawing/2016/5/11/chartex" xmlns:cx6="http://schemas.microsoft.com/office/drawing/2016/5/12/chartex" xmlns:cx7="http://schemas.microsoft.com/office/drawing/2016/5/13/chartex" xmlns:cx8="http://schemas.microsoft.com/office/drawing/2016/5/14/chartex" xmlns:mc="http://schemas.openxmlformats.org/markup-compatibility/2006" xmlns:aink="http://schemas.microsoft.com/office/drawing/2016/ink" xmlns:am3d="http://schemas.microsoft.com/office/drawing/2017/model3d" xmlns:o="urn:schemas-microsoft-com:office:office" xmlns:oel="http://schemas.microsoft.com/office/2019/extlst" xmlns:r="http://schemas.openxmlformats.org/officeDocument/2006/relationships" xmlns:m="http://schemas.openxmlformats.org/officeDocument/2006/math" xmlns:v="urn:schemas-microsoft-com:vml" xmlns:wp14="http://schemas.microsoft.com/office/word/2010/wordprocessingDrawing" xmlns:wp="http://schemas.openxmlformats.org/drawingml/2006/wordprocessingDrawing" xmlns:w10="urn:schemas-microsoft-com:office:word" xmlns:w="http://schemas.openxmlformats.org/wordprocessingml/2006/main" xmlns:w14="http://schemas.microsoft.com/office/word/2010/wordml" xmlns:w15="http://schemas.microsoft.com/office/word/2012/wordml" xmlns:w16cex="http://schemas.microsoft.com/office/word/2018/wordml/cex" xmlns:w16cid="http://schemas.microsoft.com/office/word/2016/wordml/cid" xmlns:w16="http://schemas.microsoft.com/office/word/2018/wordml" xmlns:w16du="http://schemas.microsoft.com/office/word/2023/wordml/word16du" xmlns:w16sdtdh="http://schemas.microsoft.com/office/word/2020/wordml/sdtdatahash" xmlns:w16sdtfl="http://schemas.microsoft.com/office/word/2024/wordml/sdtformatlock" xmlns:w16se="http://schemas.microsoft.com/office/word/2015/wordml/symex" xmlns:wpg="http://schemas.microsoft.com/office/word/2010/wordprocessingGroup" xmlns:wpi="http://schemas.microsoft.com/office/word/2010/wordprocessingInk" xmlns:wne="http://schemas.microsoft.com/office/word/2006/wordml" xmlns:wps="http://schemas.microsoft.com/office/word/2010/wordprocessingShape" mc:Ignorable="w14 w15 w16se w16cid w16 w16cex w16sdtdh w16sdtfl w16du wp14">
   <w:footnote w:type="separator" w:id="-1">
     <w:p>
       <w:pPr>
@@ -686,7 +847,7 @@
 </file>
 
 <file path=word/header1.xml><?xml version="1.0" encoding="utf-8"?>
-<w:hdr xmlns:wpc="http://schemas.microsoft.com/office/word/2010/wordprocessingCanvas" xmlns:cx="http://schemas.microsoft.com/office/drawing/2014/chartex" xmlns:cx1="http://schemas.microsoft.com/office/drawing/2015/9/8/chartex" xmlns:cx2="http://schemas.microsoft.com/office/drawing/2015/10/21/chartex" xmlns:cx3="http://schemas.microsoft.com/office/drawing/2016/5/9/chartex" xmlns:cx4="http://schemas.microsoft.com/office/drawing/2016/5/10/chartex" xmlns:cx5="http://schemas.microsoft.com/office/drawing/2016/5/11/chartex" xmlns:cx6="http://schemas.microsoft.com/office/drawing/2016/5/12/chartex" xmlns:cx7="http://schemas.microsoft.com/office/drawing/2016/5/13/chartex" xmlns:cx8="http://schemas.microsoft.com/office/drawing/2016/5/14/chartex" xmlns:mc="http://schemas.openxmlformats.org/markup-compatibility/2006" xmlns:aink="http://schemas.microsoft.com/office/drawing/2016/ink" xmlns:am3d="http://schemas.microsoft.com/office/drawing/2017/model3d" xmlns:o="urn:schemas-microsoft-com:office:office" xmlns:oel="http://schemas.microsoft.com/office/2019/extlst" xmlns:r="http://schemas.openxmlformats.org/officeDocument/2006/relationships" xmlns:m="http://schemas.openxmlformats.org/officeDocument/2006/math" xmlns:v="urn:schemas-microsoft-com:vml" xmlns:wp14="http://schemas.microsoft.com/office/word/2010/wordprocessingDrawing" xmlns:wp="http://schemas.openxmlformats.org/drawingml/2006/wordprocessingDrawing" xmlns:w10="urn:schemas-microsoft-com:office:word" xmlns:w="http://schemas.openxmlformats.org/wordprocessingml/2006/main" xmlns:w14="http://schemas.microsoft.com/office/word/2010/wordml" xmlns:w15="http://schemas.microsoft.com/office/word/2012/wordml" xmlns:w16cex="http://schemas.microsoft.com/office/word/2018/wordml/cex" xmlns:w16cid="http://schemas.microsoft.com/office/word/2016/wordml/cid" xmlns:w16="http://schemas.microsoft.com/office/word/2018/wordml" xmlns:w16sdtdh="http://schemas.microsoft.com/office/word/2020/wordml/sdtdatahash" xmlns:w16se="http://schemas.microsoft.com/office/word/2015/wordml/symex" xmlns:wpg="http://schemas.microsoft.com/office/word/2010/wordprocessingGroup" xmlns:wpi="http://schemas.microsoft.com/office/word/2010/wordprocessingInk" xmlns:wne="http://schemas.microsoft.com/office/word/2006/wordml" xmlns:wps="http://schemas.microsoft.com/office/word/2010/wordprocessingShape" mc:Ignorable="w14 w15 w16se w16cid w16 w16cex w16sdtdh wp14">
+<w:hdr xmlns:wpc="http://schemas.microsoft.com/office/word/2010/wordprocessingCanvas" xmlns:cx="http://schemas.microsoft.com/office/drawing/2014/chartex" xmlns:cx1="http://schemas.microsoft.com/office/drawing/2015/9/8/chartex" xmlns:cx2="http://schemas.microsoft.com/office/drawing/2015/10/21/chartex" xmlns:cx3="http://schemas.microsoft.com/office/drawing/2016/5/9/chartex" xmlns:cx4="http://schemas.microsoft.com/office/drawing/2016/5/10/chartex" xmlns:cx5="http://schemas.microsoft.com/office/drawing/2016/5/11/chartex" xmlns:cx6="http://schemas.microsoft.com/office/drawing/2016/5/12/chartex" xmlns:cx7="http://schemas.microsoft.com/office/drawing/2016/5/13/chartex" xmlns:cx8="http://schemas.microsoft.com/office/drawing/2016/5/14/chartex" xmlns:mc="http://schemas.openxmlformats.org/markup-compatibility/2006" xmlns:aink="http://schemas.microsoft.com/office/drawing/2016/ink" xmlns:am3d="http://schemas.microsoft.com/office/drawing/2017/model3d" xmlns:o="urn:schemas-microsoft-com:office:office" xmlns:oel="http://schemas.microsoft.com/office/2019/extlst" xmlns:r="http://schemas.openxmlformats.org/officeDocument/2006/relationships" xmlns:m="http://schemas.openxmlformats.org/officeDocument/2006/math" xmlns:v="urn:schemas-microsoft-com:vml" xmlns:wp14="http://schemas.microsoft.com/office/word/2010/wordprocessingDrawing" xmlns:wp="http://schemas.openxmlformats.org/drawingml/2006/wordprocessingDrawing" xmlns:w10="urn:schemas-microsoft-com:office:word" xmlns:w="http://schemas.openxmlformats.org/wordprocessingml/2006/main" xmlns:w14="http://schemas.microsoft.com/office/word/2010/wordml" xmlns:w15="http://schemas.microsoft.com/office/word/2012/wordml" xmlns:w16cex="http://schemas.microsoft.com/office/word/2018/wordml/cex" xmlns:w16cid="http://schemas.microsoft.com/office/word/2016/wordml/cid" xmlns:w16="http://schemas.microsoft.com/office/word/2018/wordml" xmlns:w16du="http://schemas.microsoft.com/office/word/2023/wordml/word16du" xmlns:w16sdtdh="http://schemas.microsoft.com/office/word/2020/wordml/sdtdatahash" xmlns:w16sdtfl="http://schemas.microsoft.com/office/word/2024/wordml/sdtformatlock" xmlns:w16se="http://schemas.microsoft.com/office/word/2015/wordml/symex" xmlns:wpg="http://schemas.microsoft.com/office/word/2010/wordprocessingGroup" xmlns:wpi="http://schemas.microsoft.com/office/word/2010/wordprocessingInk" xmlns:wne="http://schemas.microsoft.com/office/word/2006/wordml" xmlns:wps="http://schemas.microsoft.com/office/word/2010/wordprocessingShape" mc:Ignorable="w14 w15 w16se w16cid w16 w16cex w16sdtdh w16sdtfl w16du wp14">
   <w:p>
     <w:pPr>
       <w:pStyle w:val="Header"/>
@@ -696,7 +857,7 @@
 </file>
 
 <file path=word/header2.xml><?xml version="1.0" encoding="utf-8"?>
-<w:hdr xmlns:wpc="http://schemas.microsoft.com/office/word/2010/wordprocessingCanvas" xmlns:cx="http://schemas.microsoft.com/office/drawing/2014/chartex" xmlns:cx1="http://schemas.microsoft.com/office/drawing/2015/9/8/chartex" xmlns:cx2="http://schemas.microsoft.com/office/drawing/2015/10/21/chartex" xmlns:cx3="http://schemas.microsoft.com/office/drawing/2016/5/9/chartex" xmlns:cx4="http://schemas.microsoft.com/office/drawing/2016/5/10/chartex" xmlns:cx5="http://schemas.microsoft.com/office/drawing/2016/5/11/chartex" xmlns:cx6="http://schemas.microsoft.com/office/drawing/2016/5/12/chartex" xmlns:cx7="http://schemas.microsoft.com/office/drawing/2016/5/13/chartex" xmlns:cx8="http://schemas.microsoft.com/office/drawing/2016/5/14/chartex" xmlns:mc="http://schemas.openxmlformats.org/markup-compatibility/2006" xmlns:aink="http://schemas.microsoft.com/office/drawing/2016/ink" xmlns:am3d="http://schemas.microsoft.com/office/drawing/2017/model3d" xmlns:o="urn:schemas-microsoft-com:office:office" xmlns:oel="http://schemas.microsoft.com/office/2019/extlst" xmlns:r="http://schemas.openxmlformats.org/officeDocument/2006/relationships" xmlns:m="http://schemas.openxmlformats.org/officeDocument/2006/math" xmlns:v="urn:schemas-microsoft-com:vml" xmlns:wp14="http://schemas.microsoft.com/office/word/2010/wordprocessingDrawing" xmlns:wp="http://schemas.openxmlformats.org/drawingml/2006/wordprocessingDrawing" xmlns:w10="urn:schemas-microsoft-com:office:word" xmlns:w="http://schemas.openxmlformats.org/wordprocessingml/2006/main" xmlns:w14="http://schemas.microsoft.com/office/word/2010/wordml" xmlns:w15="http://schemas.microsoft.com/office/word/2012/wordml" xmlns:w16cex="http://schemas.microsoft.com/office/word/2018/wordml/cex" xmlns:w16cid="http://schemas.microsoft.com/office/word/2016/wordml/cid" xmlns:w16="http://schemas.microsoft.com/office/word/2018/wordml" xmlns:w16sdtdh="http://schemas.microsoft.com/office/word/2020/wordml/sdtdatahash" xmlns:w16se="http://schemas.microsoft.com/office/word/2015/wordml/symex" xmlns:wpg="http://schemas.microsoft.com/office/word/2010/wordprocessingGroup" xmlns:wpi="http://schemas.microsoft.com/office/word/2010/wordprocessingInk" xmlns:wne="http://schemas.microsoft.com/office/word/2006/wordml" xmlns:wps="http://schemas.microsoft.com/office/word/2010/wordprocessingShape" mc:Ignorable="w14 w15 w16se w16cid w16 w16cex w16sdtdh wp14">
+<w:hdr xmlns:wpc="http://schemas.microsoft.com/office/word/2010/wordprocessingCanvas" xmlns:cx="http://schemas.microsoft.com/office/drawing/2014/chartex" xmlns:cx1="http://schemas.microsoft.com/office/drawing/2015/9/8/chartex" xmlns:cx2="http://schemas.microsoft.com/office/drawing/2015/10/21/chartex" xmlns:cx3="http://schemas.microsoft.com/office/drawing/2016/5/9/chartex" xmlns:cx4="http://schemas.microsoft.com/office/drawing/2016/5/10/chartex" xmlns:cx5="http://schemas.microsoft.com/office/drawing/2016/5/11/chartex" xmlns:cx6="http://schemas.microsoft.com/office/drawing/2016/5/12/chartex" xmlns:cx7="http://schemas.microsoft.com/office/drawing/2016/5/13/chartex" xmlns:cx8="http://schemas.microsoft.com/office/drawing/2016/5/14/chartex" xmlns:mc="http://schemas.openxmlformats.org/markup-compatibility/2006" xmlns:aink="http://schemas.microsoft.com/office/drawing/2016/ink" xmlns:am3d="http://schemas.microsoft.com/office/drawing/2017/model3d" xmlns:o="urn:schemas-microsoft-com:office:office" xmlns:oel="http://schemas.microsoft.com/office/2019/extlst" xmlns:r="http://schemas.openxmlformats.org/officeDocument/2006/relationships" xmlns:m="http://schemas.openxmlformats.org/officeDocument/2006/math" xmlns:v="urn:schemas-microsoft-com:vml" xmlns:wp14="http://schemas.microsoft.com/office/word/2010/wordprocessingDrawing" xmlns:wp="http://schemas.openxmlformats.org/drawingml/2006/wordprocessingDrawing" xmlns:w10="urn:schemas-microsoft-com:office:word" xmlns:w="http://schemas.openxmlformats.org/wordprocessingml/2006/main" xmlns:w14="http://schemas.microsoft.com/office/word/2010/wordml" xmlns:w15="http://schemas.microsoft.com/office/word/2012/wordml" xmlns:w16cex="http://schemas.microsoft.com/office/word/2018/wordml/cex" xmlns:w16cid="http://schemas.microsoft.com/office/word/2016/wordml/cid" xmlns:w16="http://schemas.microsoft.com/office/word/2018/wordml" xmlns:w16du="http://schemas.microsoft.com/office/word/2023/wordml/word16du" xmlns:w16sdtdh="http://schemas.microsoft.com/office/word/2020/wordml/sdtdatahash" xmlns:w16sdtfl="http://schemas.microsoft.com/office/word/2024/wordml/sdtformatlock" xmlns:w16se="http://schemas.microsoft.com/office/word/2015/wordml/symex" xmlns:wpg="http://schemas.microsoft.com/office/word/2010/wordprocessingGroup" xmlns:wpi="http://schemas.microsoft.com/office/word/2010/wordprocessingInk" xmlns:wne="http://schemas.microsoft.com/office/word/2006/wordml" xmlns:wps="http://schemas.microsoft.com/office/word/2010/wordprocessingShape" mc:Ignorable="w14 w15 w16se w16cid w16 w16cex w16sdtdh w16sdtfl w16du wp14">
   <w:p>
     <w:pPr>
       <w:pStyle w:val="Header"/>
@@ -707,7 +868,7 @@
 </file>
 
 <file path=word/header3.xml><?xml version="1.0" encoding="utf-8"?>
-<w:hdr xmlns:wpc="http://schemas.microsoft.com/office/word/2010/wordprocessingCanvas" xmlns:cx="http://schemas.microsoft.com/office/drawing/2014/chartex" xmlns:cx1="http://schemas.microsoft.com/office/drawing/2015/9/8/chartex" xmlns:cx2="http://schemas.microsoft.com/office/drawing/2015/10/21/chartex" xmlns:cx3="http://schemas.microsoft.com/office/drawing/2016/5/9/chartex" xmlns:cx4="http://schemas.microsoft.com/office/drawing/2016/5/10/chartex" xmlns:cx5="http://schemas.microsoft.com/office/drawing/2016/5/11/chartex" xmlns:cx6="http://schemas.microsoft.com/office/drawing/2016/5/12/chartex" xmlns:cx7="http://schemas.microsoft.com/office/drawing/2016/5/13/chartex" xmlns:cx8="http://schemas.microsoft.com/office/drawing/2016/5/14/chartex" xmlns:mc="http://schemas.openxmlformats.org/markup-compatibility/2006" xmlns:aink="http://schemas.microsoft.com/office/drawing/2016/ink" xmlns:am3d="http://schemas.microsoft.com/office/drawing/2017/model3d" xmlns:o="urn:schemas-microsoft-com:office:office" xmlns:oel="http://schemas.microsoft.com/office/2019/extlst" xmlns:r="http://schemas.openxmlformats.org/officeDocument/2006/relationships" xmlns:m="http://schemas.openxmlformats.org/officeDocument/2006/math" xmlns:v="urn:schemas-microsoft-com:vml" xmlns:wp14="http://schemas.microsoft.com/office/word/2010/wordprocessingDrawing" xmlns:wp="http://schemas.openxmlformats.org/drawingml/2006/wordprocessingDrawing" xmlns:w10="urn:schemas-microsoft-com:office:word" xmlns:w="http://schemas.openxmlformats.org/wordprocessingml/2006/main" xmlns:w14="http://schemas.microsoft.com/office/word/2010/wordml" xmlns:w15="http://schemas.microsoft.com/office/word/2012/wordml" xmlns:w16cex="http://schemas.microsoft.com/office/word/2018/wordml/cex" xmlns:w16cid="http://schemas.microsoft.com/office/word/2016/wordml/cid" xmlns:w16="http://schemas.microsoft.com/office/word/2018/wordml" xmlns:w16sdtdh="http://schemas.microsoft.com/office/word/2020/wordml/sdtdatahash" xmlns:w16se="http://schemas.microsoft.com/office/word/2015/wordml/symex" xmlns:wpg="http://schemas.microsoft.com/office/word/2010/wordprocessingGroup" xmlns:wpi="http://schemas.microsoft.com/office/word/2010/wordprocessingInk" xmlns:wne="http://schemas.microsoft.com/office/word/2006/wordml" xmlns:wps="http://schemas.microsoft.com/office/word/2010/wordprocessingShape" mc:Ignorable="w14 w15 w16se w16cid w16 w16cex w16sdtdh wp14">
+<w:hdr xmlns:wpc="http://schemas.microsoft.com/office/word/2010/wordprocessingCanvas" xmlns:cx="http://schemas.microsoft.com/office/drawing/2014/chartex" xmlns:cx1="http://schemas.microsoft.com/office/drawing/2015/9/8/chartex" xmlns:cx2="http://schemas.microsoft.com/office/drawing/2015/10/21/chartex" xmlns:cx3="http://schemas.microsoft.com/office/drawing/2016/5/9/chartex" xmlns:cx4="http://schemas.microsoft.com/office/drawing/2016/5/10/chartex" xmlns:cx5="http://schemas.microsoft.com/office/drawing/2016/5/11/chartex" xmlns:cx6="http://schemas.microsoft.com/office/drawing/2016/5/12/chartex" xmlns:cx7="http://schemas.microsoft.com/office/drawing/2016/5/13/chartex" xmlns:cx8="http://schemas.microsoft.com/office/drawing/2016/5/14/chartex" xmlns:mc="http://schemas.openxmlformats.org/markup-compatibility/2006" xmlns:aink="http://schemas.microsoft.com/office/drawing/2016/ink" xmlns:am3d="http://schemas.microsoft.com/office/drawing/2017/model3d" xmlns:o="urn:schemas-microsoft-com:office:office" xmlns:oel="http://schemas.microsoft.com/office/2019/extlst" xmlns:r="http://schemas.openxmlformats.org/officeDocument/2006/relationships" xmlns:m="http://schemas.openxmlformats.org/officeDocument/2006/math" xmlns:v="urn:schemas-microsoft-com:vml" xmlns:wp14="http://schemas.microsoft.com/office/word/2010/wordprocessingDrawing" xmlns:wp="http://schemas.openxmlformats.org/drawingml/2006/wordprocessingDrawing" xmlns:w10="urn:schemas-microsoft-com:office:word" xmlns:w="http://schemas.openxmlformats.org/wordprocessingml/2006/main" xmlns:w14="http://schemas.microsoft.com/office/word/2010/wordml" xmlns:w15="http://schemas.microsoft.com/office/word/2012/wordml" xmlns:w16cex="http://schemas.microsoft.com/office/word/2018/wordml/cex" xmlns:w16cid="http://schemas.microsoft.com/office/word/2016/wordml/cid" xmlns:w16="http://schemas.microsoft.com/office/word/2018/wordml" xmlns:w16du="http://schemas.microsoft.com/office/word/2023/wordml/word16du" xmlns:w16sdtdh="http://schemas.microsoft.com/office/word/2020/wordml/sdtdatahash" xmlns:w16sdtfl="http://schemas.microsoft.com/office/word/2024/wordml/sdtformatlock" xmlns:w16se="http://schemas.microsoft.com/office/word/2015/wordml/symex" xmlns:wpg="http://schemas.microsoft.com/office/word/2010/wordprocessingGroup" xmlns:wpi="http://schemas.microsoft.com/office/word/2010/wordprocessingInk" xmlns:wne="http://schemas.microsoft.com/office/word/2006/wordml" xmlns:wps="http://schemas.microsoft.com/office/word/2010/wordprocessingShape" mc:Ignorable="w14 w15 w16se w16cid w16 w16cex w16sdtdh w16sdtfl w16du wp14">
   <w:p>
     <w:pPr>
       <w:pStyle w:val="Header"/>
@@ -716,7 +877,7 @@
     <w:r>
       <w:tab/>
       <w:tab/>
-      <w:t>2026-06-17</w:t>
+      <w:t>2026-06-18</w:t>
       <w:br/>
       <w:br/>
     </w:r>
@@ -733,7 +894,7 @@
 </file>
 
 <file path=word/numbering.xml><?xml version="1.0" encoding="utf-8"?>
-<w:numbering xmlns:wpc="http://schemas.microsoft.com/office/word/2010/wordprocessingCanvas" xmlns:cx="http://schemas.microsoft.com/office/drawing/2014/chartex" xmlns:cx1="http://schemas.microsoft.com/office/drawing/2015/9/8/chartex" xmlns:cx2="http://schemas.microsoft.com/office/drawing/2015/10/21/chartex" xmlns:cx3="http://schemas.microsoft.com/office/drawing/2016/5/9/chartex" xmlns:cx4="http://schemas.microsoft.com/office/drawing/2016/5/10/chartex" xmlns:cx5="http://schemas.microsoft.com/office/drawing/2016/5/11/chartex" xmlns:cx6="http://schemas.microsoft.com/office/drawing/2016/5/12/chartex" xmlns:cx7="http://schemas.microsoft.com/office/drawing/2016/5/13/chartex" xmlns:cx8="http://schemas.microsoft.com/office/drawing/2016/5/14/chartex" xmlns:mc="http://schemas.openxmlformats.org/markup-compatibility/2006" xmlns:aink="http://schemas.microsoft.com/office/drawing/2016/ink" xmlns:am3d="http://schemas.microsoft.com/office/drawing/2017/model3d" xmlns:o="urn:schemas-microsoft-com:office:office" xmlns:oel="http://schemas.microsoft.com/office/2019/extlst" xmlns:r="http://schemas.openxmlformats.org/officeDocument/2006/relationships" xmlns:m="http://schemas.openxmlformats.org/officeDocument/2006/math" xmlns:v="urn:schemas-microsoft-com:vml" xmlns:wp14="http://schemas.microsoft.com/office/word/2010/wordprocessingDrawing" xmlns:wp="http://schemas.openxmlformats.org/drawingml/2006/wordprocessingDrawing" xmlns:w10="urn:schemas-microsoft-com:office:word" xmlns:w="http://schemas.openxmlformats.org/wordprocessingml/2006/main" xmlns:w14="http://schemas.microsoft.com/office/word/2010/wordml" xmlns:w15="http://schemas.microsoft.com/office/word/2012/wordml" xmlns:w16cex="http://schemas.microsoft.com/office/word/2018/wordml/cex" xmlns:w16cid="http://schemas.microsoft.com/office/word/2016/wordml/cid" xmlns:w16="http://schemas.microsoft.com/office/word/2018/wordml" xmlns:w16sdtdh="http://schemas.microsoft.com/office/word/2020/wordml/sdtdatahash" xmlns:w16se="http://schemas.microsoft.com/office/word/2015/wordml/symex" xmlns:wpg="http://schemas.microsoft.com/office/word/2010/wordprocessingGroup" xmlns:wpi="http://schemas.microsoft.com/office/word/2010/wordprocessingInk" xmlns:wne="http://schemas.microsoft.com/office/word/2006/wordml" xmlns:wps="http://schemas.microsoft.com/office/word/2010/wordprocessingShape" mc:Ignorable="w14 w15 w16se w16cid w16 w16cex w16sdtdh wp14">
+<w:numbering xmlns:wpc="http://schemas.microsoft.com/office/word/2010/wordprocessingCanvas" xmlns:cx="http://schemas.microsoft.com/office/drawing/2014/chartex" xmlns:cx1="http://schemas.microsoft.com/office/drawing/2015/9/8/chartex" xmlns:cx2="http://schemas.microsoft.com/office/drawing/2015/10/21/chartex" xmlns:cx3="http://schemas.microsoft.com/office/drawing/2016/5/9/chartex" xmlns:cx4="http://schemas.microsoft.com/office/drawing/2016/5/10/chartex" xmlns:cx5="http://schemas.microsoft.com/office/drawing/2016/5/11/chartex" xmlns:cx6="http://schemas.microsoft.com/office/drawing/2016/5/12/chartex" xmlns:cx7="http://schemas.microsoft.com/office/drawing/2016/5/13/chartex" xmlns:cx8="http://schemas.microsoft.com/office/drawing/2016/5/14/chartex" xmlns:mc="http://schemas.openxmlformats.org/markup-compatibility/2006" xmlns:aink="http://schemas.microsoft.com/office/drawing/2016/ink" xmlns:am3d="http://schemas.microsoft.com/office/drawing/2017/model3d" xmlns:o="urn:schemas-microsoft-com:office:office" xmlns:oel="http://schemas.microsoft.com/office/2019/extlst" xmlns:r="http://schemas.openxmlformats.org/officeDocument/2006/relationships" xmlns:m="http://schemas.openxmlformats.org/officeDocument/2006/math" xmlns:v="urn:schemas-microsoft-com:vml" xmlns:wp14="http://schemas.microsoft.com/office/word/2010/wordprocessingDrawing" xmlns:wp="http://schemas.openxmlformats.org/drawingml/2006/wordprocessingDrawing" xmlns:w10="urn:schemas-microsoft-com:office:word" xmlns:w="http://schemas.openxmlformats.org/wordprocessingml/2006/main" xmlns:w14="http://schemas.microsoft.com/office/word/2010/wordml" xmlns:w15="http://schemas.microsoft.com/office/word/2012/wordml" xmlns:w16cex="http://schemas.microsoft.com/office/word/2018/wordml/cex" xmlns:w16cid="http://schemas.microsoft.com/office/word/2016/wordml/cid" xmlns:w16="http://schemas.microsoft.com/office/word/2018/wordml" xmlns:w16du="http://schemas.microsoft.com/office/word/2023/wordml/word16du" xmlns:w16sdtdh="http://schemas.microsoft.com/office/word/2020/wordml/sdtdatahash" xmlns:w16sdtfl="http://schemas.microsoft.com/office/word/2024/wordml/sdtformatlock" xmlns:w16se="http://schemas.microsoft.com/office/word/2015/wordml/symex" xmlns:wpg="http://schemas.microsoft.com/office/word/2010/wordprocessingGroup" xmlns:wpi="http://schemas.microsoft.com/office/word/2010/wordprocessingInk" xmlns:wne="http://schemas.microsoft.com/office/word/2006/wordml" xmlns:wps="http://schemas.microsoft.com/office/word/2010/wordprocessingShape" mc:Ignorable="w14 w15 w16se w16cid w16 w16cex w16sdtdh w16sdtfl w16du wp14">
   <w:abstractNum w:abstractNumId="0" w15:restartNumberingAfterBreak="0">
     <w:nsid w:val="FFFFFF7C"/>
     <w:multiLevelType w:val="singleLevel"/>
@@ -936,7 +1097,7 @@
 </file>
 
 <file path=word/styles.xml><?xml version="1.0" encoding="utf-8"?>
-<w:styles xmlns:mc="http://schemas.openxmlformats.org/markup-compatibility/2006" xmlns:r="http://schemas.openxmlformats.org/officeDocument/2006/relationships" xmlns:w="http://schemas.openxmlformats.org/wordprocessingml/2006/main" xmlns:w14="http://schemas.microsoft.com/office/word/2010/wordml" xmlns:w15="http://schemas.microsoft.com/office/word/2012/wordml" xmlns:w16cex="http://schemas.microsoft.com/office/word/2018/wordml/cex" xmlns:w16cid="http://schemas.microsoft.com/office/word/2016/wordml/cid" xmlns:w16="http://schemas.microsoft.com/office/word/2018/wordml" xmlns:w16sdtdh="http://schemas.microsoft.com/office/word/2020/wordml/sdtdatahash" xmlns:w16se="http://schemas.microsoft.com/office/word/2015/wordml/symex" mc:Ignorable="w14 w15 w16se w16cid w16 w16cex w16sdtdh">
+<w:styles xmlns:mc="http://schemas.openxmlformats.org/markup-compatibility/2006" xmlns:r="http://schemas.openxmlformats.org/officeDocument/2006/relationships" xmlns:w="http://schemas.openxmlformats.org/wordprocessingml/2006/main" xmlns:w14="http://schemas.microsoft.com/office/word/2010/wordml" xmlns:w15="http://schemas.microsoft.com/office/word/2012/wordml" xmlns:w16cex="http://schemas.microsoft.com/office/word/2018/wordml/cex" xmlns:w16cid="http://schemas.microsoft.com/office/word/2016/wordml/cid" xmlns:w16="http://schemas.microsoft.com/office/word/2018/wordml" xmlns:w16du="http://schemas.microsoft.com/office/word/2023/wordml/word16du" xmlns:w16sdtdh="http://schemas.microsoft.com/office/word/2020/wordml/sdtdatahash" xmlns:w16sdtfl="http://schemas.microsoft.com/office/word/2024/wordml/sdtformatlock" xmlns:w16se="http://schemas.microsoft.com/office/word/2015/wordml/symex" mc:Ignorable="w14 w15 w16se w16cid w16 w16cex w16sdtdh w16sdtfl w16du">
   <w:docDefaults>
     <w:rPrDefault>
       <w:rPr>
@@ -1694,7 +1855,7 @@
     <w:link w:val="TitleChar"/>
     <w:uiPriority w:val="10"/>
     <w:qFormat/>
-    <w:rsid w:val="007106C8"/>
+    <w:rsid w:val="00E854FA"/>
     <w:pPr>
       <w:spacing w:after="300" w:line="240" w:lineRule="auto"/>
       <w:contextualSpacing/>
@@ -1704,7 +1865,7 @@
       <w:rFonts w:eastAsiaTheme="majorEastAsia" w:cstheme="majorBidi"/>
       <w:spacing w:val="5"/>
       <w:kern w:val="28"/>
-      <w:sz w:val="52"/>
+      <w:sz w:val="40"/>
       <w:szCs w:val="52"/>
       <w:lang w:val="sv-SE" w:eastAsia="en-US" w:bidi="ar-SA"/>
     </w:rPr>
@@ -1714,12 +1875,12 @@
     <w:basedOn w:val="DefaultParagraphFont"/>
     <w:link w:val="Title"/>
     <w:uiPriority w:val="10"/>
-    <w:rsid w:val="007106C8"/>
+    <w:rsid w:val="00E854FA"/>
     <w:rPr>
       <w:rFonts w:ascii="Times New Roman" w:eastAsiaTheme="majorEastAsia" w:hAnsi="Times New Roman" w:cstheme="majorBidi"/>
       <w:spacing w:val="5"/>
       <w:kern w:val="28"/>
-      <w:sz w:val="52"/>
+      <w:sz w:val="40"/>
       <w:szCs w:val="52"/>
       <w:lang w:val="sv-SE" w:eastAsia="en-US" w:bidi="ar-SA"/>
     </w:rPr>

--- a/klagomål/A 8346-2024 FSC-klagomål.docx
+++ b/klagomål/A 8346-2024 FSC-klagomål.docx
@@ -877,7 +877,7 @@
     <w:r>
       <w:tab/>
       <w:tab/>
-      <w:t>2026-06-18</w:t>
+      <w:t>2026-06-19</w:t>
       <w:br/>
       <w:br/>
     </w:r>

--- a/klagomål/A 8346-2024 FSC-klagomål.docx
+++ b/klagomål/A 8346-2024 FSC-klagomål.docx
@@ -877,7 +877,7 @@
     <w:r>
       <w:tab/>
       <w:tab/>
-      <w:t>2026-06-19</w:t>
+      <w:t>2026-06-20</w:t>
       <w:br/>
       <w:br/>
     </w:r>

--- a/klagomål/A 8346-2024 FSC-klagomål.docx
+++ b/klagomål/A 8346-2024 FSC-klagomål.docx
@@ -168,38 +168,7 @@
     </w:p>
     <w:p>
       <w:r>
-        <w:t>Detta dokument behandlar höga naturvärden i avverkningsanmälan A 8346-2024 i Hallsbergs kommun som inkom 2024-03-01 och omfattar 4,8 ha.</w:t>
-      </w:r>
-    </w:p>
-    <w:p>
-      <w:r>
-        <w:t>Nedan presenteras fynd av naturvårdsarter och fridlysta arter som gjorts i det avverkningsanmälda området, samt relevanta utdrag ur standarderna för FSC, Chain of Custody, Controlled Wood och PEFC.</w:t>
-      </w:r>
-    </w:p>
-    <w:p>
-      <w:r>
-        <w:t>Vi förväntar oss att ni återkommer med ett skriftligt svar på vårt klagomål och även beskriver vilka korrigerande åtgärder ni satt in för att rätta till identifierade brister i er efterlevnad av den svenska FSC standarden.</w:t>
-      </w:r>
-    </w:p>
-    <w:p>
-      <w:pPr>
-        <w:pStyle w:val="Heading1"/>
-      </w:pPr>
-      <w:r>
-        <w:t>Naturvårdsarter</w:t>
-      </w:r>
-    </w:p>
-    <w:p>
-      <w:r>
-        <w:t>I och inom 7 meter från avverkningsanmälan har följande 14 naturvårdsarter hittats: tornseglare (VU, §4), gulsparv (NT, §4), järnsparv (NT, §4), bergsslok (T), blåbär (T), ekorrbär (T), humleblomster (T), kärrviol (T), skogsstjärna (T), vitsippa (T), röd glada (§4), skogsduva (§4), trana (§4) och törnskata (§4). Av dessa är 3 rödlistade. För rödlistade arter har rödlistekategorin angivits inom parentes. Typiska arter inom Natura 2000 som är kopplade till skogsekosystem har markerats med (T). För fridlysta arter anges även paragrafen i Artskyddsförordningen som arten är fridlyst enligt.</w:t>
-      </w:r>
-    </w:p>
-    <w:p>
-      <w:r>
-        <w:t>De påträffade naturvårdsarterna är ett tydligt kvitto på att det rör sig om en skog med höga naturvärden.</w:t>
-      </w:r>
-      <w:r>
-        <w:t xml:space="preserve"> I Figur 1 visas fyndplatser för naturvårdsarter i området, som finns registrerade på Artportalen.</w:t>
+        <w:t>Detta klagomål behandlar höga naturvärden i avverkningsanmälan A 8346-2024 i Hallsbergs kommun som inkom 2024-03-01 och omfattar 4,8 ha.</w:t>
       </w:r>
     </w:p>
     <w:p>
@@ -247,45 +216,35 @@
         <w:spacing w:after="240"/>
       </w:pPr>
       <w:r>
-        <w:t>Figur 1. Fyndplatser för naturvårdsarter i och inom 7 meter från avverkningsanmälan (röd linje). Markörer utan svart kant är placerade på fyndplatsen. Markörer med svart kant är placerade vid sidan av fyndplatsen och har ett svart streck som visar fyndplatsens exakta position. Kartans mittpunktskoordinat är N 6539911, E 515394 i SWEREF 99 TM.</w:t>
+        <w:t>Figur 1. Fyndplatser för naturvårdsarter i och inom 7 meter från avverkningsanmälan. Markörer utan svart kant är placerade på fyndplatsen. Markörer med svart kant är placerade vid sidan av fyndplatsen har ett svart streck som visar fyndplatsens exakta position. Kartans mittpunktskoordinat är N 6539911, E 515394 i SWEREF 99 TM.</w:t>
+      </w:r>
+    </w:p>
+    <w:p>
+      <w:r>
+        <w:t>I och inom 7 meter från avverkningsanmälan finns fynd av 14 naturvårdsarter, varav 3 är rödlistade, 7 är fridlysta och 7 är typiska (T): tornseglare (VU, §4), gulsparv (NT, §4), järnsparv (NT, §4), bergsslok (T), blåbär (T), ekorrbär (T), humleblomster (T), kärrviol (T), skogsstjärna (T), vitsippa (T), röd glada (§4), skogsduva (§4), trana (§4) och törnskata (§4). Se Figur 1.</w:t>
+      </w:r>
+    </w:p>
+    <w:p>
+      <w:r>
+        <w:t>Nedan presenteras relevanta utdrag ur standarderna för FSC, Chain of Custody, Controlled Wood och PEFC.</w:t>
+      </w:r>
+    </w:p>
+    <w:p>
+      <w:r>
+        <w:t>Vi förväntar oss att ni återkommer med ett skriftligt svar på vårt klagomål och även beskriver vilka korrigerande åtgärder ni satt in för att rätta till identifierade brister i er efterlevnad av den svenska FSC standarden.</w:t>
       </w:r>
     </w:p>
     <w:p>
       <w:pPr>
-        <w:pStyle w:val="Heading2"/>
+        <w:pStyle w:val="Heading1"/>
       </w:pPr>
       <w:r>
-        <w:t>Fridlysta arter</w:t>
+        <w:t>Naturvårdsarter och fridlysta arter</w:t>
       </w:r>
     </w:p>
     <w:p>
       <w:r>
-        <w:t>Följande fridlysta arter har sina livsmiljöer och växtplatser i den avverkningsanmälda skogen: tornseglare (VU, §4), gulsparv (NT, §4), järnsparv (NT, §4), röd glada (§4), skogsduva (§4), trana (§4) och törnskata (§4).</w:t>
-      </w:r>
-    </w:p>
-    <w:p>
-      <w:r>
-        <w:t xml:space="preserve">Observera att medlemsländerna är skyldiga att agera i enlighet med EU:s fågeldirektiv där det uttryckligen står att direktivet gäller för fåglar samt för deras ägg, bon och </w:t>
-      </w:r>
-      <w:r>
-        <w:rPr>
-          <w:b/>
-        </w:rPr>
-        <w:t xml:space="preserve">livsmiljöer </w:t>
-      </w:r>
-      <w:r>
-        <w:t>(artikel 1). Vidare att de åtgärder som vidtas inte får leda till en försämring av den nuvarande situationen beträffande bevarandet av de fågelarter som avses i artikel 1 (artikel 13). Fågeldirektivet är styrande för tillsynsansvariga myndigheters ärendehantering, ställningstaganden och beslutsfattande.</w:t>
-      </w:r>
-    </w:p>
-    <w:p>
-      <w:r>
-        <w:rPr>
-          <w:b/>
-        </w:rPr>
-        <w:t>Röd glada (§4)</w:t>
-      </w:r>
-      <w:r>
-        <w:t xml:space="preserve"> är fridlyst enligt 4§ artskyddsförordningen och upptagen i bilaga 1 EU:s fågeldirektiv. Den häckar gärna i omväxlande landskap med mosaik av öppna marker och skogar. Tidigare studier har visat en förkärlek för att häcka nära sjöar, och häckningsframgången var också högre hos par som häckade nära vatten. Boet läggs i träd, ofta högt och vanligen nära skogsbryn. Missgynnas av skogliga åtgärder som lämnar boet allt för exponerat, främst genom för smala skyddszoner och för omfattande gallring. Lämna en skyddszon kring boplatser vid avverkning eller andra skogliga åtgärder. Bredden på skyddszonen beror på platsen, men som tumregel ska den ska vara så bred att boplatsen inte är väsentligt mer exponerad för insyn än tidigare. Spara samtliga träd med större risbon, även sådana där boet ser obebott ut. Avstå att avverka äldre lövdominerade bestånd, främst i anslutning till öppen jordbruksmark (SLU Artdatabanken, 2024; Skogsstyrelsen, 2016).</w:t>
+        <w:t>Nedan följer beskrivningar av de naturvårdsarter och fridlysta arter som har sina livsmiljöer och växtplatser i den avverkningsanmälda skogen. De påträffade naturvårdsarterna är ett tydligt kvitto på att det rör sig om en skog med höga naturvärden.</w:t>
       </w:r>
     </w:p>
     <w:p>
@@ -297,14 +256,6 @@
       </w:r>
       <w:r>
         <w:t xml:space="preserve"> har minskat med 40 (30–50) % under de senaste 24 åren och minskningstakten överstiger gränsvärdet för sårbar (VU). Tornseglaren är en typisk hålhäckare som numera huvudsakligen är knuten till mänsklig bebyggelse. En mindre andel av beståndet häckar i mer ursprungliga miljöer, i första hand i gamla hackspetthål (främst spillkråkehål) och andra typer av håligheter i träd, men även i klippskrevor. I de inre delarna av de två nordligaste länen (Lappland) häckar den huvudsakligen i ren skogsmiljö, framförallt i gammal gles tallskog. För de tornseglare som häckar i träd i Norrlands inland har situationen sannolikt försämrats till följd av minskad mängd hålträd och av stora arealer tät produktionsskog. När arten förekommer i sluten skog handlar det ofta om skyddsvärda skogsmiljöer med äldre tallskog av naturskogskaraktär (SLU Artdatabanken, 2026; Skogsstyrelsen, 2016).</w:t>
-      </w:r>
-    </w:p>
-    <w:p>
-      <w:pPr>
-        <w:pStyle w:val="Heading2"/>
-      </w:pPr>
-      <w:r>
-        <w:t>Övriga naturvårdsarter</w:t>
       </w:r>
     </w:p>
     <w:p>
@@ -454,6 +405,17 @@
       </w:r>
       <w:r>
         <w:t>(SLU Artdatabanken, 2025).</w:t>
+      </w:r>
+    </w:p>
+    <w:p>
+      <w:r>
+        <w:rPr>
+          <w:b/>
+        </w:rPr>
+        <w:t>Röd glada (§4)</w:t>
+      </w:r>
+      <w:r>
+        <w:t xml:space="preserve"> är fridlyst enligt 4§ artskyddsförordningen och upptagen i bilaga 1 EU:s fågeldirektiv. Den häckar gärna i omväxlande landskap med mosaik av öppna marker och skogar. Tidigare studier har visat en förkärlek för att häcka nära sjöar, och häckningsframgången var också högre hos par som häckade nära vatten. Boet läggs i träd, ofta högt och vanligen nära skogsbryn. Missgynnas av skogliga åtgärder som lämnar boet allt för exponerat, främst genom för smala skyddszoner och för omfattande gallring. Lämna en skyddszon kring boplatser vid avverkning eller andra skogliga åtgärder. Bredden på skyddszonen beror på platsen, men som tumregel ska den ska vara så bred att boplatsen inte är väsentligt mer exponerad för insyn än tidigare. Spara samtliga träd med större risbon, även sådana där boet ser obebott ut. Avstå att avverka äldre lövdominerade bestånd, främst i anslutning till öppen jordbruksmark (SLU Artdatabanken, 2024; Skogsstyrelsen, 2016).</w:t>
       </w:r>
     </w:p>
     <w:p>
@@ -877,7 +839,7 @@
     <w:r>
       <w:tab/>
       <w:tab/>
-      <w:t>2026-06-20</w:t>
+      <w:t>2026-06-21</w:t>
       <w:br/>
       <w:br/>
     </w:r>

--- a/klagomål/A 8346-2024 FSC-klagomål.docx
+++ b/klagomål/A 8346-2024 FSC-klagomål.docx
@@ -839,7 +839,7 @@
     <w:r>
       <w:tab/>
       <w:tab/>
-      <w:t>2026-06-21</w:t>
+      <w:t>2026-06-22</w:t>
       <w:br/>
       <w:br/>
     </w:r>

--- a/klagomål/A 8346-2024 FSC-klagomål.docx
+++ b/klagomål/A 8346-2024 FSC-klagomål.docx
@@ -839,7 +839,7 @@
     <w:r>
       <w:tab/>
       <w:tab/>
-      <w:t>2026-06-22</w:t>
+      <w:t>2026-06-23</w:t>
       <w:br/>
       <w:br/>
     </w:r>

--- a/klagomål/A 8346-2024 FSC-klagomål.docx
+++ b/klagomål/A 8346-2024 FSC-klagomål.docx
@@ -839,7 +839,7 @@
     <w:r>
       <w:tab/>
       <w:tab/>
-      <w:t>2026-06-23</w:t>
+      <w:t>2026-06-24</w:t>
       <w:br/>
       <w:br/>
     </w:r>

--- a/klagomål/A 8346-2024 FSC-klagomål.docx
+++ b/klagomål/A 8346-2024 FSC-klagomål.docx
@@ -839,7 +839,7 @@
     <w:r>
       <w:tab/>
       <w:tab/>
-      <w:t>2026-06-24</w:t>
+      <w:t>2026-06-25</w:t>
       <w:br/>
       <w:br/>
     </w:r>

--- a/klagomål/A 8346-2024 FSC-klagomål.docx
+++ b/klagomål/A 8346-2024 FSC-klagomål.docx
@@ -839,7 +839,7 @@
     <w:r>
       <w:tab/>
       <w:tab/>
-      <w:t>2026-06-25</w:t>
+      <w:t>2026-06-26</w:t>
       <w:br/>
       <w:br/>
     </w:r>

--- a/klagomål/A 8346-2024 FSC-klagomål.docx
+++ b/klagomål/A 8346-2024 FSC-klagomål.docx
@@ -839,7 +839,7 @@
     <w:r>
       <w:tab/>
       <w:tab/>
-      <w:t>2026-06-26</w:t>
+      <w:t>2026-06-27</w:t>
       <w:br/>
       <w:br/>
     </w:r>

--- a/klagomål/A 8346-2024 FSC-klagomål.docx
+++ b/klagomål/A 8346-2024 FSC-klagomål.docx
@@ -839,7 +839,7 @@
     <w:r>
       <w:tab/>
       <w:tab/>
-      <w:t>2026-06-27</w:t>
+      <w:t>2026-06-28</w:t>
       <w:br/>
       <w:br/>
     </w:r>

--- a/klagomål/A 8346-2024 FSC-klagomål.docx
+++ b/klagomål/A 8346-2024 FSC-klagomål.docx
@@ -839,7 +839,7 @@
     <w:r>
       <w:tab/>
       <w:tab/>
-      <w:t>2026-06-28</w:t>
+      <w:t>2026-06-29</w:t>
       <w:br/>
       <w:br/>
     </w:r>

--- a/klagomål/A 8346-2024 FSC-klagomål.docx
+++ b/klagomål/A 8346-2024 FSC-klagomål.docx
@@ -839,7 +839,7 @@
     <w:r>
       <w:tab/>
       <w:tab/>
-      <w:t>2026-06-29</w:t>
+      <w:t>2026-06-30</w:t>
       <w:br/>
       <w:br/>
     </w:r>

--- a/klagomål/A 8346-2024 FSC-klagomål.docx
+++ b/klagomål/A 8346-2024 FSC-klagomål.docx
@@ -839,7 +839,7 @@
     <w:r>
       <w:tab/>
       <w:tab/>
-      <w:t>2026-06-30</w:t>
+      <w:t>2026-07-01</w:t>
       <w:br/>
       <w:br/>
     </w:r>

--- a/klagomål/A 8346-2024 FSC-klagomål.docx
+++ b/klagomål/A 8346-2024 FSC-klagomål.docx
@@ -839,7 +839,7 @@
     <w:r>
       <w:tab/>
       <w:tab/>
-      <w:t>2026-07-01</w:t>
+      <w:t>2026-07-02</w:t>
       <w:br/>
       <w:br/>
     </w:r>

--- a/klagomål/A 8346-2024 FSC-klagomål.docx
+++ b/klagomål/A 8346-2024 FSC-klagomål.docx
@@ -839,7 +839,7 @@
     <w:r>
       <w:tab/>
       <w:tab/>
-      <w:t>2026-07-13</w:t>
+      <w:t>2026-07-14</w:t>
       <w:br/>
       <w:br/>
     </w:r>

--- a/klagomål/A 8346-2024 FSC-klagomål.docx
+++ b/klagomål/A 8346-2024 FSC-klagomål.docx
@@ -839,7 +839,7 @@
     <w:r>
       <w:tab/>
       <w:tab/>
-      <w:t>2026-07-14</w:t>
+      <w:t>2026-07-15</w:t>
       <w:br/>
       <w:br/>
     </w:r>

--- a/klagomål/A 8346-2024 FSC-klagomål.docx
+++ b/klagomål/A 8346-2024 FSC-klagomål.docx
@@ -839,7 +839,7 @@
     <w:r>
       <w:tab/>
       <w:tab/>
-      <w:t>2026-07-15</w:t>
+      <w:t>2026-07-16</w:t>
       <w:br/>
       <w:br/>
     </w:r>

--- a/klagomål/A 8346-2024 FSC-klagomål.docx
+++ b/klagomål/A 8346-2024 FSC-klagomål.docx
@@ -839,7 +839,7 @@
     <w:r>
       <w:tab/>
       <w:tab/>
-      <w:t>2026-07-16</w:t>
+      <w:t>2026-07-17</w:t>
       <w:br/>
       <w:br/>
     </w:r>

--- a/klagomål/A 8346-2024 FSC-klagomål.docx
+++ b/klagomål/A 8346-2024 FSC-klagomål.docx
@@ -839,7 +839,7 @@
     <w:r>
       <w:tab/>
       <w:tab/>
-      <w:t>2026-07-17</w:t>
+      <w:t>2026-07-18</w:t>
       <w:br/>
       <w:br/>
     </w:r>

--- a/klagomål/A 8346-2024 FSC-klagomål.docx
+++ b/klagomål/A 8346-2024 FSC-klagomål.docx
@@ -839,7 +839,7 @@
     <w:r>
       <w:tab/>
       <w:tab/>
-      <w:t>2026-07-18</w:t>
+      <w:t>2026-07-19</w:t>
       <w:br/>
       <w:br/>
     </w:r>

--- a/klagomål/A 8346-2024 FSC-klagomål.docx
+++ b/klagomål/A 8346-2024 FSC-klagomål.docx
@@ -839,7 +839,7 @@
     <w:r>
       <w:tab/>
       <w:tab/>
-      <w:t>2026-07-19</w:t>
+      <w:t>2026-07-20</w:t>
       <w:br/>
       <w:br/>
     </w:r>

--- a/klagomål/A 8346-2024 FSC-klagomål.docx
+++ b/klagomål/A 8346-2024 FSC-klagomål.docx
@@ -839,7 +839,7 @@
     <w:r>
       <w:tab/>
       <w:tab/>
-      <w:t>2026-07-20</w:t>
+      <w:t>2026-07-21</w:t>
       <w:br/>
       <w:br/>
     </w:r>

--- a/klagomål/A 8346-2024 FSC-klagomål.docx
+++ b/klagomål/A 8346-2024 FSC-klagomål.docx
@@ -839,7 +839,7 @@
     <w:r>
       <w:tab/>
       <w:tab/>
-      <w:t>2026-07-21</w:t>
+      <w:t>2026-07-22</w:t>
       <w:br/>
       <w:br/>
     </w:r>

--- a/klagomål/A 8346-2024 FSC-klagomål.docx
+++ b/klagomål/A 8346-2024 FSC-klagomål.docx
@@ -839,7 +839,7 @@
     <w:r>
       <w:tab/>
       <w:tab/>
-      <w:t>2026-07-22</w:t>
+      <w:t>2026-07-23</w:t>
       <w:br/>
       <w:br/>
     </w:r>

--- a/klagomål/A 8346-2024 FSC-klagomål.docx
+++ b/klagomål/A 8346-2024 FSC-klagomål.docx
@@ -839,7 +839,7 @@
     <w:r>
       <w:tab/>
       <w:tab/>
-      <w:t>2026-07-23</w:t>
+      <w:t>2026-07-24</w:t>
       <w:br/>
       <w:br/>
     </w:r>

--- a/klagomål/A 8346-2024 FSC-klagomål.docx
+++ b/klagomål/A 8346-2024 FSC-klagomål.docx
@@ -839,7 +839,7 @@
     <w:r>
       <w:tab/>
       <w:tab/>
-      <w:t>2026-07-24</w:t>
+      <w:t>2026-07-25</w:t>
       <w:br/>
       <w:br/>
     </w:r>

--- a/klagomål/A 8346-2024 FSC-klagomål.docx
+++ b/klagomål/A 8346-2024 FSC-klagomål.docx
@@ -839,7 +839,7 @@
     <w:r>
       <w:tab/>
       <w:tab/>
-      <w:t>2026-07-25</w:t>
+      <w:t>2026-07-26</w:t>
       <w:br/>
       <w:br/>
     </w:r>

--- a/klagomål/A 8346-2024 FSC-klagomål.docx
+++ b/klagomål/A 8346-2024 FSC-klagomål.docx
@@ -839,7 +839,7 @@
     <w:r>
       <w:tab/>
       <w:tab/>
-      <w:t>2026-07-26</w:t>
+      <w:t>2026-07-27</w:t>
       <w:br/>
       <w:br/>
     </w:r>

--- a/klagomål/A 8346-2024 FSC-klagomål.docx
+++ b/klagomål/A 8346-2024 FSC-klagomål.docx
@@ -839,7 +839,7 @@
     <w:r>
       <w:tab/>
       <w:tab/>
-      <w:t>2026-07-27</w:t>
+      <w:t>2026-07-28</w:t>
       <w:br/>
       <w:br/>
     </w:r>

--- a/klagomål/A 8346-2024 FSC-klagomål.docx
+++ b/klagomål/A 8346-2024 FSC-klagomål.docx
@@ -839,7 +839,7 @@
     <w:r>
       <w:tab/>
       <w:tab/>
-      <w:t>2026-07-28</w:t>
+      <w:t>2026-07-29</w:t>
       <w:br/>
       <w:br/>
     </w:r>

--- a/klagomål/A 8346-2024 FSC-klagomål.docx
+++ b/klagomål/A 8346-2024 FSC-klagomål.docx
@@ -839,7 +839,7 @@
     <w:r>
       <w:tab/>
       <w:tab/>
-      <w:t>2026-07-29</w:t>
+      <w:t>2026-07-30</w:t>
       <w:br/>
       <w:br/>
     </w:r>

--- a/klagomål/A 8346-2024 FSC-klagomål.docx
+++ b/klagomål/A 8346-2024 FSC-klagomål.docx
@@ -839,7 +839,7 @@
     <w:r>
       <w:tab/>
       <w:tab/>
-      <w:t>2026-07-30</w:t>
+      <w:t>2026-07-31</w:t>
       <w:br/>
       <w:br/>
     </w:r>

--- a/klagomål/A 8346-2024 FSC-klagomål.docx
+++ b/klagomål/A 8346-2024 FSC-klagomål.docx
@@ -839,7 +839,7 @@
     <w:r>
       <w:tab/>
       <w:tab/>
-      <w:t>2026-07-31</w:t>
+      <w:t>2026-08-01</w:t>
       <w:br/>
       <w:br/>
     </w:r>

--- a/klagomål/A 8346-2024 FSC-klagomål.docx
+++ b/klagomål/A 8346-2024 FSC-klagomål.docx
@@ -839,7 +839,7 @@
     <w:r>
       <w:tab/>
       <w:tab/>
-      <w:t>2026-08-01</w:t>
+      <w:t>2026-08-02</w:t>
       <w:br/>
       <w:br/>
     </w:r>

--- a/klagomål/A 8346-2024 FSC-klagomål.docx
+++ b/klagomål/A 8346-2024 FSC-klagomål.docx
@@ -839,7 +839,7 @@
     <w:r>
       <w:tab/>
       <w:tab/>
-      <w:t>2026-08-02</w:t>
+      <w:t>2026-08-03</w:t>
       <w:br/>
       <w:br/>
     </w:r>

--- a/klagomål/A 8346-2024 FSC-klagomål.docx
+++ b/klagomål/A 8346-2024 FSC-klagomål.docx
@@ -839,7 +839,7 @@
     <w:r>
       <w:tab/>
       <w:tab/>
-      <w:t>2026-08-03</w:t>
+      <w:t>2026-08-05</w:t>
       <w:br/>
       <w:br/>
     </w:r>

--- a/klagomål/A 8346-2024 FSC-klagomål.docx
+++ b/klagomål/A 8346-2024 FSC-klagomål.docx
@@ -839,7 +839,7 @@
     <w:r>
       <w:tab/>
       <w:tab/>
-      <w:t>2026-08-05</w:t>
+      <w:t>2026-08-07</w:t>
       <w:br/>
       <w:br/>
     </w:r>

--- a/klagomål/A 8346-2024 FSC-klagomål.docx
+++ b/klagomål/A 8346-2024 FSC-klagomål.docx
@@ -839,7 +839,7 @@
     <w:r>
       <w:tab/>
       <w:tab/>
-      <w:t>2026-08-07</w:t>
+      <w:t>2026-08-08</w:t>
       <w:br/>
       <w:br/>
     </w:r>

--- a/klagomål/A 8346-2024 FSC-klagomål.docx
+++ b/klagomål/A 8346-2024 FSC-klagomål.docx
@@ -216,7 +216,7 @@
         <w:spacing w:after="240"/>
       </w:pPr>
       <w:r>
-        <w:t>Figur 1. Fyndplatser för naturvårdsarter i och inom 7 meter från avverkningsanmälan. Markörer utan svart kant är placerade på fyndplatsen. Markörer med svart kant är placerade vid sidan av fyndplatsen har ett svart streck som visar fyndplatsens exakta position. Kartans mittpunktskoordinat är N 6539911, E 515394 i SWEREF 99 TM.</w:t>
+        <w:t>Figur 1. Fyndplatser för naturvårdsarter i och inom 7 meter från avverkningsanmälan. Markörer utan svart kant är placerade på fyndplatsen. Markörer med svart kant är placerade vid sidan av fyndplatsen och har ett svart streck som visar fyndplatsens exakta position. Kartans mittpunktskoordinat är N 6539911, E 515394 i SWEREF 99 TM.</w:t>
       </w:r>
     </w:p>
     <w:p>
@@ -839,7 +839,7 @@
     <w:r>
       <w:tab/>
       <w:tab/>
-      <w:t>2026-08-14</w:t>
+      <w:t>2026-08-15</w:t>
       <w:br/>
       <w:br/>
     </w:r>

--- a/klagomål/A 8346-2024 FSC-klagomål.docx
+++ b/klagomål/A 8346-2024 FSC-klagomål.docx
@@ -839,7 +839,7 @@
     <w:r>
       <w:tab/>
       <w:tab/>
-      <w:t>2026-08-15</w:t>
+      <w:t>2026-08-16</w:t>
       <w:br/>
       <w:br/>
     </w:r>

--- a/klagomål/A 8346-2024 FSC-klagomål.docx
+++ b/klagomål/A 8346-2024 FSC-klagomål.docx
@@ -839,7 +839,7 @@
     <w:r>
       <w:tab/>
       <w:tab/>
-      <w:t>2026-08-16</w:t>
+      <w:t>2026-08-17</w:t>
       <w:br/>
       <w:br/>
     </w:r>

--- a/klagomål/A 8346-2024 FSC-klagomål.docx
+++ b/klagomål/A 8346-2024 FSC-klagomål.docx
@@ -839,7 +839,7 @@
     <w:r>
       <w:tab/>
       <w:tab/>
-      <w:t>2026-08-17</w:t>
+      <w:t>2026-08-18</w:t>
       <w:br/>
       <w:br/>
     </w:r>

--- a/klagomål/A 8346-2024 FSC-klagomål.docx
+++ b/klagomål/A 8346-2024 FSC-klagomål.docx
@@ -839,7 +839,7 @@
     <w:r>
       <w:tab/>
       <w:tab/>
-      <w:t>2026-08-18</w:t>
+      <w:t>2026-08-19</w:t>
       <w:br/>
       <w:br/>
     </w:r>

--- a/klagomål/A 8346-2024 FSC-klagomål.docx
+++ b/klagomål/A 8346-2024 FSC-klagomål.docx
@@ -839,7 +839,7 @@
     <w:r>
       <w:tab/>
       <w:tab/>
-      <w:t>2026-08-19</w:t>
+      <w:t>2026-08-20</w:t>
       <w:br/>
       <w:br/>
     </w:r>

--- a/klagomål/A 8346-2024 FSC-klagomål.docx
+++ b/klagomål/A 8346-2024 FSC-klagomål.docx
@@ -839,7 +839,7 @@
     <w:r>
       <w:tab/>
       <w:tab/>
-      <w:t>2026-08-20</w:t>
+      <w:t>2026-08-21</w:t>
       <w:br/>
       <w:br/>
     </w:r>

--- a/klagomål/A 8346-2024 FSC-klagomål.docx
+++ b/klagomål/A 8346-2024 FSC-klagomål.docx
@@ -839,7 +839,7 @@
     <w:r>
       <w:tab/>
       <w:tab/>
-      <w:t>2026-08-21</w:t>
+      <w:t>2026-08-22</w:t>
       <w:br/>
       <w:br/>
     </w:r>

--- a/klagomål/A 8346-2024 FSC-klagomål.docx
+++ b/klagomål/A 8346-2024 FSC-klagomål.docx
@@ -839,7 +839,7 @@
     <w:r>
       <w:tab/>
       <w:tab/>
-      <w:t>2026-08-22</w:t>
+      <w:t>2026-08-23</w:t>
       <w:br/>
       <w:br/>
     </w:r>

--- a/klagomål/A 8346-2024 FSC-klagomål.docx
+++ b/klagomål/A 8346-2024 FSC-klagomål.docx
@@ -839,7 +839,7 @@
     <w:r>
       <w:tab/>
       <w:tab/>
-      <w:t>2026-08-23</w:t>
+      <w:t>2026-08-24</w:t>
       <w:br/>
       <w:br/>
     </w:r>

--- a/klagomål/A 8346-2024 FSC-klagomål.docx
+++ b/klagomål/A 8346-2024 FSC-klagomål.docx
@@ -839,7 +839,7 @@
     <w:r>
       <w:tab/>
       <w:tab/>
-      <w:t>2026-08-24</w:t>
+      <w:t>2026-08-25</w:t>
       <w:br/>
       <w:br/>
     </w:r>

--- a/klagomål/A 8346-2024 FSC-klagomål.docx
+++ b/klagomål/A 8346-2024 FSC-klagomål.docx
@@ -839,7 +839,7 @@
     <w:r>
       <w:tab/>
       <w:tab/>
-      <w:t>2026-08-25</w:t>
+      <w:t>2026-08-26</w:t>
       <w:br/>
       <w:br/>
     </w:r>

--- a/klagomål/A 8346-2024 FSC-klagomål.docx
+++ b/klagomål/A 8346-2024 FSC-klagomål.docx
@@ -839,7 +839,7 @@
     <w:r>
       <w:tab/>
       <w:tab/>
-      <w:t>2026-08-26</w:t>
+      <w:t>2026-08-27</w:t>
       <w:br/>
       <w:br/>
     </w:r>

--- a/klagomål/A 8346-2024 FSC-klagomål.docx
+++ b/klagomål/A 8346-2024 FSC-klagomål.docx
@@ -839,7 +839,7 @@
     <w:r>
       <w:tab/>
       <w:tab/>
-      <w:t>2026-08-27</w:t>
+      <w:t>2026-08-28</w:t>
       <w:br/>
       <w:br/>
     </w:r>

--- a/klagomål/A 8346-2024 FSC-klagomål.docx
+++ b/klagomål/A 8346-2024 FSC-klagomål.docx
@@ -839,7 +839,7 @@
     <w:r>
       <w:tab/>
       <w:tab/>
-      <w:t>2026-08-28</w:t>
+      <w:t>2026-08-29</w:t>
       <w:br/>
       <w:br/>
     </w:r>

--- a/klagomål/A 8346-2024 FSC-klagomål.docx
+++ b/klagomål/A 8346-2024 FSC-klagomål.docx
@@ -839,7 +839,7 @@
     <w:r>
       <w:tab/>
       <w:tab/>
-      <w:t>2026-08-29</w:t>
+      <w:t>2026-08-31</w:t>
       <w:br/>
       <w:br/>
     </w:r>

--- a/klagomål/A 8346-2024 FSC-klagomål.docx
+++ b/klagomål/A 8346-2024 FSC-klagomål.docx
@@ -839,7 +839,7 @@
     <w:r>
       <w:tab/>
       <w:tab/>
-      <w:t>2026-08-31</w:t>
+      <w:t>2026-09-01</w:t>
       <w:br/>
       <w:br/>
     </w:r>

--- a/klagomål/A 8346-2024 FSC-klagomål.docx
+++ b/klagomål/A 8346-2024 FSC-klagomål.docx
@@ -839,7 +839,7 @@
     <w:r>
       <w:tab/>
       <w:tab/>
-      <w:t>2026-09-01</w:t>
+      <w:t>2026-09-02</w:t>
       <w:br/>
       <w:br/>
     </w:r>

--- a/klagomål/A 8346-2024 FSC-klagomål.docx
+++ b/klagomål/A 8346-2024 FSC-klagomål.docx
@@ -839,7 +839,7 @@
     <w:r>
       <w:tab/>
       <w:tab/>
-      <w:t>2026-09-02</w:t>
+      <w:t>2026-09-03</w:t>
       <w:br/>
       <w:br/>
     </w:r>

--- a/klagomål/A 8346-2024 FSC-klagomål.docx
+++ b/klagomål/A 8346-2024 FSC-klagomål.docx
@@ -839,7 +839,7 @@
     <w:r>
       <w:tab/>
       <w:tab/>
-      <w:t>2026-09-03</w:t>
+      <w:t>2026-09-04</w:t>
       <w:br/>
       <w:br/>
     </w:r>

--- a/klagomål/A 8346-2024 FSC-klagomål.docx
+++ b/klagomål/A 8346-2024 FSC-klagomål.docx
@@ -839,7 +839,7 @@
     <w:r>
       <w:tab/>
       <w:tab/>
-      <w:t>2026-09-04</w:t>
+      <w:t>2026-09-05</w:t>
       <w:br/>
       <w:br/>
     </w:r>

--- a/klagomål/A 8346-2024 FSC-klagomål.docx
+++ b/klagomål/A 8346-2024 FSC-klagomål.docx
@@ -839,7 +839,7 @@
     <w:r>
       <w:tab/>
       <w:tab/>
-      <w:t>2026-09-05</w:t>
+      <w:t>2026-09-06</w:t>
       <w:br/>
       <w:br/>
     </w:r>

--- a/klagomål/A 8346-2024 FSC-klagomål.docx
+++ b/klagomål/A 8346-2024 FSC-klagomål.docx
@@ -839,7 +839,7 @@
     <w:r>
       <w:tab/>
       <w:tab/>
-      <w:t>2026-09-06</w:t>
+      <w:t>2026-09-07</w:t>
       <w:br/>
       <w:br/>
     </w:r>

--- a/klagomål/A 8346-2024 FSC-klagomål.docx
+++ b/klagomål/A 8346-2024 FSC-klagomål.docx
@@ -839,7 +839,7 @@
     <w:r>
       <w:tab/>
       <w:tab/>
-      <w:t>2026-09-07</w:t>
+      <w:t>2026-09-08</w:t>
       <w:br/>
       <w:br/>
     </w:r>

--- a/klagomål/A 8346-2024 FSC-klagomål.docx
+++ b/klagomål/A 8346-2024 FSC-klagomål.docx
@@ -839,7 +839,7 @@
     <w:r>
       <w:tab/>
       <w:tab/>
-      <w:t>2026-09-08</w:t>
+      <w:t>2026-09-09</w:t>
       <w:br/>
       <w:br/>
     </w:r>

--- a/klagomål/A 8346-2024 FSC-klagomål.docx
+++ b/klagomål/A 8346-2024 FSC-klagomål.docx
@@ -839,7 +839,7 @@
     <w:r>
       <w:tab/>
       <w:tab/>
-      <w:t>2026-09-09</w:t>
+      <w:t>2026-09-10</w:t>
       <w:br/>
       <w:br/>
     </w:r>

--- a/klagomål/A 8346-2024 FSC-klagomål.docx
+++ b/klagomål/A 8346-2024 FSC-klagomål.docx
@@ -839,7 +839,7 @@
     <w:r>
       <w:tab/>
       <w:tab/>
-      <w:t>2026-09-10</w:t>
+      <w:t>2026-09-11</w:t>
       <w:br/>
       <w:br/>
     </w:r>

--- a/klagomål/A 8346-2024 FSC-klagomål.docx
+++ b/klagomål/A 8346-2024 FSC-klagomål.docx
@@ -839,7 +839,7 @@
     <w:r>
       <w:tab/>
       <w:tab/>
-      <w:t>2026-09-11</w:t>
+      <w:t>2026-09-12</w:t>
       <w:br/>
       <w:br/>
     </w:r>
